--- a/docs/Propuesta_SCIE_ANECA_CNEAI.docx
+++ b/docs/Propuesta_SCIE_ANECA_CNEAI.docx
@@ -26,7 +26,7 @@
             <wp:extent cx="1231270" cy="479061"/>
             <wp:effectExtent l="0" t="0" r="6985" b="0"/>
             <wp:wrapNone/>
-            <wp:docPr id="3" name="Imagen 3" descr="Un dibujo de un perro&#10;&#10;Descripción generada automáticamente con confianza media"/>
+            <wp:docPr id="3" name="Imagen 3" descr="Logotipo de la Sociedad Científica Informática de España (SCIE)"/>
             <wp:cNvGraphicFramePr>
               <a:graphicFrameLocks xmlns:a="http://schemas.openxmlformats.org/drawingml/2006/main" noChangeAspect="1"/>
             </wp:cNvGraphicFramePr>
@@ -34,7 +34,7 @@
               <a:graphicData uri="http://schemas.openxmlformats.org/drawingml/2006/picture">
                 <pic:pic xmlns:pic="http://schemas.openxmlformats.org/drawingml/2006/picture">
                   <pic:nvPicPr>
-                    <pic:cNvPr id="3" name="Imagen 3" descr="Un dibujo de un perro&#10;&#10;Descripción generada automáticamente con confianza media"/>
+                    <pic:cNvPr id="3" name="Imagen 3" descr="Logotipo de la Sociedad Científica Informática de España (SCIE)"/>
                     <pic:cNvPicPr>
                       <a:picLocks noChangeAspect="1" noChangeArrowheads="1"/>
                     </pic:cNvPicPr>
@@ -110,7 +110,29 @@
           <w:szCs w:val="36"/>
           <w:lang w:val="es-ES"/>
         </w:rPr>
-        <w:t>El reconocimiento de los congresos de Informática y el liderazgo científico español: diagnóstico, recomendaciones y plan de actuación</w:t>
+        <w:t xml:space="preserve">El reconocimiento de los congresos de </w:t>
+      </w:r>
+      <w:r>
+        <w:rPr>
+          <w:b/>
+          <w:bCs/>
+          <w:color w:val="1F3864"/>
+          <w:sz w:val="36"/>
+          <w:szCs w:val="36"/>
+          <w:lang w:val="es-ES"/>
+        </w:rPr>
+        <w:t>informática</w:t>
+      </w:r>
+      <w:r>
+        <w:rPr>
+          <w:b/>
+          <w:bCs/>
+          <w:color w:val="1F3864"/>
+          <w:sz w:val="36"/>
+          <w:szCs w:val="36"/>
+          <w:lang w:val="es-ES"/>
+        </w:rPr>
+        <w:t xml:space="preserve"> y el liderazgo científico español: diagnóstico, recomendaciones y plan de actuación</w:t>
       </w:r>
     </w:p>
     <w:p>
@@ -119,6 +141,8 @@
           <w:bottom w:val="single" w:sz="6" w:space="4" w:color="2E75B6"/>
         </w:pBdr>
         <w:rPr>
+          <w:sz w:val="12"/>
+          <w:szCs w:val="12"/>
           <w:lang w:val="es-ES"/>
         </w:rPr>
       </w:pPr>
@@ -150,7 +174,31 @@
         <w:rPr>
           <w:lang w:val="es-ES"/>
         </w:rPr>
-        <w:t xml:space="preserve">La Informática tiene una característica que la distingue de la mayoría de las disciplinas científicas: en buena parte de sus áreas principales, los congresos selectivos —no las revistas— son el canal donde se validan, se publican y se dan a conocer en primer lugar los resultados de investigación. </w:t>
+        <w:t xml:space="preserve">La </w:t>
+      </w:r>
+      <w:r>
+        <w:rPr>
+          <w:lang w:val="es-ES"/>
+        </w:rPr>
+        <w:t>informática</w:t>
+      </w:r>
+      <w:r>
+        <w:rPr>
+          <w:lang w:val="es-ES"/>
+        </w:rPr>
+        <w:t xml:space="preserve"> tiene una característica que la distingue de la mayoría de las disciplinas científicas: en buena parte de sus áreas principales, los congresos selectivos —no las revistas— son el canal </w:t>
+      </w:r>
+      <w:r>
+        <w:rPr>
+          <w:lang w:val="es-ES"/>
+        </w:rPr>
+        <w:t>por el que se validan, se publican y se dan a conocer, en primer lugar,</w:t>
+      </w:r>
+      <w:r>
+        <w:rPr>
+          <w:lang w:val="es-ES"/>
+        </w:rPr>
+        <w:t xml:space="preserve"> los resultados de investigación. </w:t>
       </w:r>
       <w:r>
         <w:rPr>
@@ -195,7 +243,19 @@
         <w:rPr>
           <w:lang w:val="es-ES"/>
         </w:rPr>
-        <w:t xml:space="preserve">Para analizar la situación se han realizado dos informes complementarios. En primer lugar, el </w:t>
+        <w:t>Para analizar la situación</w:t>
+      </w:r>
+      <w:r>
+        <w:rPr>
+          <w:lang w:val="es-ES"/>
+        </w:rPr>
+        <w:t>, se han elaborado</w:t>
+      </w:r>
+      <w:r>
+        <w:rPr>
+          <w:lang w:val="es-ES"/>
+        </w:rPr>
+        <w:t xml:space="preserve"> dos informes complementarios. En primer lugar, el </w:t>
       </w:r>
       <w:r>
         <w:rPr>
@@ -213,19 +273,49 @@
         <w:rPr>
           <w:lang w:val="es-ES"/>
         </w:rPr>
-        <w:t xml:space="preserve">expone la particularidad de la Informática en cuanto a las publicaciones en congresos selectivos como canal principal para la evaluación, publicación y presentación de resultados originales de investigación. En el informe se analiza la situación actual y se </w:t>
-      </w:r>
-      <w:r>
-        <w:rPr>
-          <w:lang w:val="es-ES"/>
-        </w:rPr>
-        <w:t>presentan</w:t>
-      </w:r>
-      <w:r>
-        <w:rPr>
-          <w:lang w:val="es-ES"/>
-        </w:rPr>
-        <w:t xml:space="preserve"> también los problemas e incoherencias del actual sistema de evaluación de las publicaciones de informática por parte de la ANECA y la CNEAI, y se presentan propuestas concretas.</w:t>
+        <w:t xml:space="preserve">expone la particularidad de la </w:t>
+      </w:r>
+      <w:r>
+        <w:rPr>
+          <w:lang w:val="es-ES"/>
+        </w:rPr>
+        <w:t>informática</w:t>
+      </w:r>
+      <w:r>
+        <w:rPr>
+          <w:lang w:val="es-ES"/>
+        </w:rPr>
+        <w:t xml:space="preserve"> en cuanto a las publicaciones en congresos selectivos</w:t>
+      </w:r>
+      <w:r>
+        <w:rPr>
+          <w:lang w:val="es-ES"/>
+        </w:rPr>
+        <w:t>, que constituyen el</w:t>
+      </w:r>
+      <w:r>
+        <w:rPr>
+          <w:lang w:val="es-ES"/>
+        </w:rPr>
+        <w:t xml:space="preserve"> canal principal para la evaluación, publicación y presentación de resultados originales de investigación. En el informe se analiza la situación actual y </w:t>
+      </w:r>
+      <w:r>
+        <w:rPr>
+          <w:lang w:val="es-ES"/>
+        </w:rPr>
+        <w:t>se presentan los problemas e incoherencias del sistema actual</w:t>
+      </w:r>
+      <w:r>
+        <w:rPr>
+          <w:lang w:val="es-ES"/>
+        </w:rPr>
+        <w:t xml:space="preserve"> de evaluación de las publicaciones de informática por parte de la ANECA y la CNEAI, así como</w:t>
+      </w:r>
+      <w:r>
+        <w:rPr>
+          <w:lang w:val="es-ES"/>
+        </w:rPr>
+        <w:t xml:space="preserve"> propuestas concretas.</w:t>
       </w:r>
     </w:p>
     <w:p>
@@ -246,7 +336,19 @@
         <w:rPr>
           <w:lang w:val="es-ES"/>
         </w:rPr>
-        <w:t xml:space="preserve">l informe bibliométrico [2], que analiza 170 congresos CORE/ICORE A* y A entre 2001 y 2025, muestra que España publica más artículos en términos absolutos que hace veinte años, pero pierde peso relativo dentro de Europa desde 2016: su cuota cae del 7,62 % en 2006-2010 al 4,23 % en 2021-2025, y su posición baja del 5.º al 8.º puesto europeo, con una caída todavía mayor en los congresos de máxima selectividad (A*), donde España pasa del 5.º al 9.º puesto. El propio informe [2] advierte de que mide presencia por afiliación, no impacto ni liderazgo, y no permite establecer una relación causal con el tratamiento normativo de los congresos. La SCIE no presenta ambos hechos como una relación de causa y efecto, sino como dos diagnósticos —uno disciplinar y otro bibliométrico— que apuntan en la misma dirección y que, juntos, dan urgencia a una corrección que, por motivos de coherencia con la práctica científica de la disciplina, sería necesaria por sí sola. </w:t>
+        <w:t xml:space="preserve">l informe bibliométrico [2], que analiza 170 congresos CORE/ICORE A* y A entre 2001 y 2025, muestra que España publica más artículos que hace veinte años, pero que su producción se ha estancado en la última década (1.909 artículos en 2011-2015 y 1.990 en 2021-2025) mientras la del bloque europeo crecía un 80 %, de modo que pierde peso relativo dentro de Europa desde 2016: su cuota cae del 7,62 % en 2006-2010 al 4,23 % en 2021-2025, y su posición baja del 5.º al 8.º puesto europeo, con una caída todavía mayor en los congresos de máxima selectividad (A*), donde España pasa del 5.º al 9.º puesto. El propio informe [2] advierte que mide </w:t>
+      </w:r>
+      <w:r>
+        <w:rPr>
+          <w:lang w:val="es-ES"/>
+        </w:rPr>
+        <w:t>la presencia por afiliación, no el impacto ni el</w:t>
+      </w:r>
+      <w:r>
+        <w:rPr>
+          <w:lang w:val="es-ES"/>
+        </w:rPr>
+        <w:t xml:space="preserve"> liderazgo, y no permite establecer una relación causal con el tratamiento normativo de los congresos. La SCIE no presenta ambos hechos como una relación de causa y efecto, sino como dos diagnósticos —uno disciplinar y otro bibliométrico— que apuntan en la misma dirección y que, juntos, dan urgencia a una corrección que, por coherencia con la práctica científica de la disciplina, sería necesaria por sí sola. </w:t>
       </w:r>
     </w:p>
     <w:p>
@@ -261,7 +363,19 @@
         <w:rPr>
           <w:lang w:val="es-ES"/>
         </w:rPr>
-        <w:t>Este documento propone un conjunto de principios, recomendaciones y un plan de actuación en tres fases, con un objetivo doble: recuperar presencia española en los congresos de primer nivel y, sobre todo, aumentar el liderazgo científico desde instituciones españolas, entendido como autoría principal y sénior, coordinación de proyectos y de artefactos de investigación, y presencia en la gobernanza de los foros internacionales.</w:t>
+        <w:t xml:space="preserve">Este documento propone un conjunto de principios, recomendaciones y un plan de actuación en tres fases, con un </w:t>
+      </w:r>
+      <w:r>
+        <w:rPr>
+          <w:lang w:val="es-ES"/>
+        </w:rPr>
+        <w:t>doble objetivo: recuperar la</w:t>
+      </w:r>
+      <w:r>
+        <w:rPr>
+          <w:lang w:val="es-ES"/>
+        </w:rPr>
+        <w:t xml:space="preserve"> presencia española en los congresos de primer nivel y, sobre todo, aumentar el liderazgo científico desde instituciones españolas, entendido como autoría principal y sénior, coordinación de proyectos y de artefactos de investigación, y presencia en la gobernanza de los foros internacionales.</w:t>
       </w:r>
     </w:p>
     <w:p>
@@ -288,7 +402,19 @@
         <w:rPr>
           <w:lang w:val="es-ES"/>
         </w:rPr>
-        <w:t xml:space="preserve">de este documento es que, en el subcampo de Informática, los congresos clasificados como ICORE A* e ICORE A deben poder ser reconocidos como aportaciones ordinarias preferentes, equiparables funcionalmente a artículos en revistas de primer nivel, siempre que la persona solicitante justifique la relevancia e impacto de la contribución. </w:t>
+        <w:t xml:space="preserve">de este documento es que, en el subcampo de </w:t>
+      </w:r>
+      <w:r>
+        <w:rPr>
+          <w:lang w:val="es-ES"/>
+        </w:rPr>
+        <w:t>informática</w:t>
+      </w:r>
+      <w:r>
+        <w:rPr>
+          <w:lang w:val="es-ES"/>
+        </w:rPr>
+        <w:t xml:space="preserve">, los congresos clasificados como ICORE A* e ICORE A deben poder ser reconocidos como aportaciones ordinarias preferentes, con el mismo tratamiento que los artículos en revistas de calidad contrastada, siempre que la persona solicitante justifique la relevancia e impacto de la contribución. </w:t>
       </w:r>
     </w:p>
     <w:p>
@@ -332,7 +458,19 @@
         <w:rPr>
           <w:lang w:val="es-ES"/>
         </w:rPr>
-        <w:t xml:space="preserve">En áreas centrales de la Informática —inteligencia artificial, sistemas, </w:t>
+        <w:t xml:space="preserve">En áreas centrales de la </w:t>
+      </w:r>
+      <w:r>
+        <w:rPr>
+          <w:lang w:val="es-ES"/>
+        </w:rPr>
+        <w:t>informática</w:t>
+      </w:r>
+      <w:r>
+        <w:rPr>
+          <w:lang w:val="es-ES"/>
+        </w:rPr>
+        <w:t xml:space="preserve"> —inteligencia artificial, sistemas, </w:t>
       </w:r>
       <w:r>
         <w:rPr>
@@ -386,7 +524,19 @@
         <w:rPr>
           <w:lang w:val="es-ES"/>
         </w:rPr>
-        <w:t xml:space="preserve">), y resultados que han cambiado el campo, como BERT, GPT-3, las redes generativas antagónicas o los modelos de difusión, se publicaron en actas de congreso, no en revistas. La literatura especializada (véase [1]) confirma que más de la mitad de los resultados originales de la disciplina se publican en estas actas, y que un grupo amplio de ellas alcanza niveles de impacto comparables a </w:t>
+        <w:t>), y resultados que han cambiado el campo, como BERT, GPT-3, las redes generativas antagónicas o los modelos de difusión, se publicaron en actas de congreso, no en revistas. La literatura especializada (véase [1]) confirma que más de la mitad de los resultados originales de la disciplina se publican en estas actas</w:t>
+      </w:r>
+      <w:r>
+        <w:rPr>
+          <w:lang w:val="es-ES"/>
+        </w:rPr>
+        <w:t xml:space="preserve"> y que un amplio grupo</w:t>
+      </w:r>
+      <w:r>
+        <w:rPr>
+          <w:lang w:val="es-ES"/>
+        </w:rPr>
+        <w:t xml:space="preserve"> de ellas alcanza niveles de impacto comparables a </w:t>
       </w:r>
       <w:r>
         <w:rPr>
@@ -422,7 +572,26 @@
         <w:rPr>
           <w:lang w:val="es-ES"/>
         </w:rPr>
-        <w:t>.</w:t>
+        <w:t xml:space="preserve">. Un análisis de las patentes apunta en la misma dirección: en una muestra de las 200 patentes </w:t>
+      </w:r>
+      <w:r>
+        <w:rPr>
+          <w:lang w:val="es-ES"/>
+        </w:rPr>
+        <w:lastRenderedPageBreak/>
+        <w:t xml:space="preserve">de informática más citadas (prioridad 2020), los congresos concentran el 63,5 % de las citas a </w:t>
+      </w:r>
+      <w:r>
+        <w:rPr>
+          <w:lang w:val="es-ES"/>
+        </w:rPr>
+        <w:t xml:space="preserve">la </w:t>
+      </w:r>
+      <w:r>
+        <w:rPr>
+          <w:lang w:val="es-ES"/>
+        </w:rPr>
+        <w:t xml:space="preserve">literatura científica, frente al 36,5 % de las revistas [1]. </w:t>
       </w:r>
     </w:p>
     <w:p>
@@ -437,7 +606,6 @@
         <w:rPr>
           <w:lang w:val="es-ES"/>
         </w:rPr>
-        <w:lastRenderedPageBreak/>
         <w:t xml:space="preserve">Pese a esta evidencia, el sistema español sigue tratando las aportaciones a congresos como extraordinarias y subordinadas a la decisión discrecional de </w:t>
       </w:r>
       <w:r>
@@ -450,7 +618,25 @@
         <w:rPr>
           <w:lang w:val="es-ES"/>
         </w:rPr>
-        <w:t xml:space="preserve">, dando marcha atrás respecto al reconocimiento explícito que sí existía en la Resolución CNEAI de 2020. Esta posición resulta además difícil de conciliar con los propios compromisos de ANECA: la agencia se adhirió a </w:t>
+        <w:t xml:space="preserve">, dando marcha atrás respecto </w:t>
+      </w:r>
+      <w:r>
+        <w:rPr>
+          <w:lang w:val="es-ES"/>
+        </w:rPr>
+        <w:t>del</w:t>
+      </w:r>
+      <w:r>
+        <w:rPr>
+          <w:lang w:val="es-ES"/>
+        </w:rPr>
+        <w:t xml:space="preserve"> reconocimiento explícito, aunque limitado (relevancia media), que sí existía en la Resolución CNEAI de 2020, con CORE y SCIE como referencia. Esta posición resulta</w:t>
+      </w:r>
+      <w:r>
+        <w:rPr>
+          <w:lang w:val="es-ES"/>
+        </w:rPr>
+        <w:t xml:space="preserve">, además, difícil de conciliar con los propios compromisos de ANECA: la agencia se adhirió a </w:t>
       </w:r>
       <w:proofErr w:type="spellStart"/>
       <w:r>
@@ -464,7 +650,53 @@
         <w:rPr>
           <w:lang w:val="es-ES"/>
         </w:rPr>
-        <w:t xml:space="preserve"> en 2023 y aprobó un Plan de Acción 2024-2027 que la compromete a reconocer la diversidad de prácticas y resultados de investigación mediante juicio cualitativo experto. </w:t>
+        <w:t xml:space="preserve"> en 2023 y aprobó un Plan de Acción 2024-2027 que la compromete a reconocer la diversidad de prácticas y resultados de investigación mediante un</w:t>
+      </w:r>
+      <w:r>
+        <w:rPr>
+          <w:lang w:val="es-ES"/>
+        </w:rPr>
+        <w:t xml:space="preserve"> juicio cualitativo experto. El propio marco vigente del subcampo 6.2 (BOE-A-2025-26118) ya acepta como aportación ordinaria un artículo que no se publica en una revista tradicional, como los de plataformas de resultados de investigación del tipo Open </w:t>
+      </w:r>
+      <w:proofErr w:type="spellStart"/>
+      <w:r>
+        <w:rPr>
+          <w:lang w:val="es-ES"/>
+        </w:rPr>
+        <w:t>Research</w:t>
+      </w:r>
+      <w:proofErr w:type="spellEnd"/>
+      <w:r>
+        <w:rPr>
+          <w:lang w:val="es-ES"/>
+        </w:rPr>
+        <w:t xml:space="preserve"> </w:t>
+      </w:r>
+      <w:proofErr w:type="spellStart"/>
+      <w:r>
+        <w:rPr>
+          <w:lang w:val="es-ES"/>
+        </w:rPr>
+        <w:t>Europe</w:t>
+      </w:r>
+      <w:proofErr w:type="spellEnd"/>
+      <w:r>
+        <w:rPr>
+          <w:lang w:val="es-ES"/>
+        </w:rPr>
+        <w:t xml:space="preserve">; extender el mismo razonamiento a los congresos selectivos no supone ninguna innovación de principio. Y el preámbulo de la propia convocatoria de 2025 recuerda que el Real Decreto 678/2023 contempla </w:t>
+      </w:r>
+      <w:r>
+        <w:rPr>
+          <w:lang w:val="es-ES"/>
+        </w:rPr>
+        <w:t>la valoración de</w:t>
+      </w:r>
+      <w:r>
+        <w:rPr>
+          <w:lang w:val="es-ES"/>
+        </w:rPr>
+        <w:t xml:space="preserve"> «aportaciones a congresos» y presenta la convocatoria como continuación de ese proceso de reforma.</w:t>
       </w:r>
     </w:p>
     <w:p>
@@ -479,37 +711,191 @@
         <w:rPr>
           <w:lang w:val="es-ES"/>
         </w:rPr>
-        <w:t xml:space="preserve">Este tratamiento sitúa además a España fuera de línea con la práctica internacional: </w:t>
-      </w:r>
-      <w:r>
-        <w:rPr>
-          <w:lang w:val="es-ES"/>
-        </w:rPr>
-        <w:t xml:space="preserve">en </w:t>
-      </w:r>
-      <w:r>
-        <w:rPr>
-          <w:lang w:val="es-ES"/>
-        </w:rPr>
-        <w:t xml:space="preserve">los </w:t>
-      </w:r>
-      <w:r>
-        <w:rPr>
-          <w:lang w:val="es-ES"/>
-        </w:rPr>
-        <w:t>sistemas internacionales relevantes de nuestro entorno, las contribuciones a congresos selectivos de informática pueden ser outputs evaluables de primer nivel</w:t>
-      </w:r>
-      <w:r>
-        <w:rPr>
-          <w:lang w:val="es-ES"/>
-        </w:rPr>
-        <w:t xml:space="preserve">, no como un canal subordinado a la revista [1]. Esta inconsistencia no es solo una cuestión de prestigio comparado: tiene un efecto directo sobre la capacidad de atraer y retener talento. Un investigador formado en el MIT, ETH Zúrich o Cambridge, con tres años de publicaciones en </w:t>
+        <w:t>Este tratamiento sitúa</w:t>
+      </w:r>
+      <w:r>
+        <w:rPr>
+          <w:lang w:val="es-ES"/>
+        </w:rPr>
+        <w:t>, además,</w:t>
+      </w:r>
+      <w:r>
+        <w:rPr>
+          <w:lang w:val="es-ES"/>
+        </w:rPr>
+        <w:t xml:space="preserve"> a España fuera de línea con la práctica internacional: </w:t>
+      </w:r>
+      <w:r>
+        <w:rPr>
+          <w:lang w:val="es-ES"/>
+        </w:rPr>
+        <w:t xml:space="preserve">en el Reino Unido (REF), Italia (VQR) y Portugal (FCT), las contribuciones a congresos selectivos de informática son outputs evaluables de primer nivel, no un canal subordinado a la revista, y la guía de la Computing </w:t>
       </w:r>
       <w:proofErr w:type="spellStart"/>
       <w:r>
         <w:rPr>
           <w:lang w:val="es-ES"/>
         </w:rPr>
+        <w:t>Research</w:t>
+      </w:r>
+      <w:proofErr w:type="spellEnd"/>
+      <w:r>
+        <w:rPr>
+          <w:lang w:val="es-ES"/>
+        </w:rPr>
+        <w:t xml:space="preserve"> </w:t>
+      </w:r>
+      <w:proofErr w:type="spellStart"/>
+      <w:r>
+        <w:rPr>
+          <w:lang w:val="es-ES"/>
+        </w:rPr>
+        <w:t>Association</w:t>
+      </w:r>
+      <w:proofErr w:type="spellEnd"/>
+      <w:r>
+        <w:rPr>
+          <w:lang w:val="es-ES"/>
+        </w:rPr>
+        <w:t xml:space="preserve"> </w:t>
+      </w:r>
+      <w:r>
+        <w:rPr>
+          <w:lang w:val="es-ES"/>
+        </w:rPr>
+        <w:t xml:space="preserve">(CRA) </w:t>
+      </w:r>
+      <w:r>
+        <w:rPr>
+          <w:lang w:val="es-ES"/>
+        </w:rPr>
+        <w:t xml:space="preserve">para la contratación y promoción en EE. UU. los describe como </w:t>
+      </w:r>
+      <w:r>
+        <w:rPr>
+          <w:lang w:val="es-ES"/>
+        </w:rPr>
+        <w:t xml:space="preserve">el </w:t>
+      </w:r>
+      <w:r>
+        <w:rPr>
+          <w:lang w:val="es-ES"/>
+        </w:rPr>
+        <w:t>canal principal de publicación, «</w:t>
+      </w:r>
+      <w:proofErr w:type="spellStart"/>
+      <w:r>
+        <w:rPr>
+          <w:lang w:val="es-ES"/>
+        </w:rPr>
+        <w:t>on</w:t>
+      </w:r>
+      <w:proofErr w:type="spellEnd"/>
+      <w:r>
+        <w:rPr>
+          <w:lang w:val="es-ES"/>
+        </w:rPr>
+        <w:t xml:space="preserve"> par </w:t>
+      </w:r>
+      <w:proofErr w:type="spellStart"/>
+      <w:r>
+        <w:rPr>
+          <w:lang w:val="es-ES"/>
+        </w:rPr>
+        <w:t>with</w:t>
+      </w:r>
+      <w:proofErr w:type="spellEnd"/>
+      <w:r>
+        <w:rPr>
+          <w:lang w:val="es-ES"/>
+        </w:rPr>
+        <w:t xml:space="preserve"> </w:t>
+      </w:r>
+      <w:proofErr w:type="spellStart"/>
+      <w:r>
+        <w:rPr>
+          <w:lang w:val="es-ES"/>
+        </w:rPr>
+        <w:t>or</w:t>
+      </w:r>
+      <w:proofErr w:type="spellEnd"/>
+      <w:r>
+        <w:rPr>
+          <w:lang w:val="es-ES"/>
+        </w:rPr>
+        <w:t xml:space="preserve"> </w:t>
+      </w:r>
+      <w:proofErr w:type="spellStart"/>
+      <w:r>
+        <w:rPr>
+          <w:lang w:val="es-ES"/>
+        </w:rPr>
+        <w:t>preferred</w:t>
+      </w:r>
+      <w:proofErr w:type="spellEnd"/>
+      <w:r>
+        <w:rPr>
+          <w:lang w:val="es-ES"/>
+        </w:rPr>
+        <w:t xml:space="preserve"> </w:t>
+      </w:r>
+      <w:proofErr w:type="spellStart"/>
+      <w:r>
+        <w:rPr>
+          <w:lang w:val="es-ES"/>
+        </w:rPr>
+        <w:t>to</w:t>
+      </w:r>
+      <w:proofErr w:type="spellEnd"/>
+      <w:r>
+        <w:rPr>
+          <w:lang w:val="es-ES"/>
+        </w:rPr>
+        <w:t xml:space="preserve"> </w:t>
+      </w:r>
+      <w:proofErr w:type="spellStart"/>
+      <w:r>
+        <w:rPr>
+          <w:lang w:val="es-ES"/>
+        </w:rPr>
+        <w:t>journals</w:t>
+      </w:r>
+      <w:proofErr w:type="spellEnd"/>
+      <w:r>
+        <w:rPr>
+          <w:lang w:val="es-ES"/>
+        </w:rPr>
+        <w:t>» [1].</w:t>
+      </w:r>
+      <w:r>
+        <w:rPr>
+          <w:lang w:val="es-ES"/>
+        </w:rPr>
+        <w:t xml:space="preserve"> Esta inconsistencia no es solo una cuestión de prestigio comparado: tiene un efecto directo </w:t>
+      </w:r>
+      <w:r>
+        <w:rPr>
+          <w:lang w:val="es-ES"/>
+        </w:rPr>
+        <w:t>sobre</w:t>
+      </w:r>
+      <w:r>
+        <w:rPr>
+          <w:lang w:val="es-ES"/>
+        </w:rPr>
+        <w:t xml:space="preserve"> la capacidad de atraer y retener talento. Un investigador formado en el MIT, </w:t>
+      </w:r>
+      <w:r>
+        <w:rPr>
+          <w:lang w:val="es-ES"/>
+        </w:rPr>
+        <w:t xml:space="preserve">el ETH Zúrich o Cambridge, con tres años de publicaciones en ISCA, SIGCOMM, ICSE o </w:t>
+      </w:r>
+      <w:proofErr w:type="spellStart"/>
+      <w:r>
+        <w:rPr>
+          <w:lang w:val="es-ES"/>
+        </w:rPr>
         <w:t>NeurIPS</w:t>
       </w:r>
       <w:proofErr w:type="spellEnd"/>
@@ -517,7 +903,25 @@
         <w:rPr>
           <w:lang w:val="es-ES"/>
         </w:rPr>
-        <w:t xml:space="preserve"> o ICSE, llega a España con un currículo que su comunidad internacional considera excelente y que el sistema de acreditación español puede tratar como insuficiente o incierto [1]. Mantener esta divergencia no es neutral: penaliza precisamente el perfil internacionalmente competitivo que España necesita atraer.</w:t>
+        <w:t>, llega a España con un currículo que su comunidad internacional considera excelente y que el sistema de acreditación español puede calificar</w:t>
+      </w:r>
+      <w:r>
+        <w:rPr>
+          <w:lang w:val="es-ES"/>
+        </w:rPr>
+        <w:t xml:space="preserve"> como insuficiente o incierto [1]. Mantener esta divergencia no es </w:t>
+      </w:r>
+      <w:r>
+        <w:rPr>
+          <w:lang w:val="es-ES"/>
+        </w:rPr>
+        <w:t>indiferente</w:t>
+      </w:r>
+      <w:r>
+        <w:rPr>
+          <w:lang w:val="es-ES"/>
+        </w:rPr>
+        <w:t>: penaliza precisamente el perfil internacionalmente competitivo que España necesita atraer.</w:t>
       </w:r>
     </w:p>
     <w:p>
@@ -547,7 +951,43 @@
         <w:rPr>
           <w:lang w:val="es-ES"/>
         </w:rPr>
-        <w:t>Los criterios de ANECA y CNEAI no afectan solo a quien solicita una acreditación o un sexenio. Funcionan como referencia para el resto del sistema: comisiones de contratación de profesorado, agencias autonómicas de calidad, escuelas de doctorado y los propios departamentos, centros e institutos de investigación, en sus sistemas internos de incentivos y selección de investigadores, tienden a alinear sus criterios con los de las agencias estatales, de forma implícita o explícita. Por eso una decisión que parece técnica —cómo clasificar una publicación en congreso— termina condicionando la carrera completa de un investigador español, desde el doctorado hasta la cátedra. No es un ajuste menor de una convocatoria: es una decisión con efecto multiplicador sobre todo el sistema universitario.</w:t>
+        <w:t xml:space="preserve">Los criterios de ANECA y CNEAI no afectan solo a quien solicita una acreditación o un sexenio. Funcionan como referencia para el resto del sistema: comisiones de contratación de profesorado, agencias autonómicas de calidad, escuelas de doctorado y los propios departamentos, centros e institutos de investigación, en sus sistemas internos de incentivos y </w:t>
+      </w:r>
+      <w:r>
+        <w:rPr>
+          <w:lang w:val="es-ES"/>
+        </w:rPr>
+        <w:t xml:space="preserve">de </w:t>
+      </w:r>
+      <w:r>
+        <w:rPr>
+          <w:lang w:val="es-ES"/>
+        </w:rPr>
+        <w:t>selección de investigadores, tienden a alinear sus criterios con los de las agencias estatales, de forma implícita o explícita. Por eso</w:t>
+      </w:r>
+      <w:r>
+        <w:rPr>
+          <w:lang w:val="es-ES"/>
+        </w:rPr>
+        <w:t>, una decisión que parece técnica —cómo clasificar una publicación en un</w:t>
+      </w:r>
+      <w:r>
+        <w:rPr>
+          <w:lang w:val="es-ES"/>
+        </w:rPr>
+        <w:t xml:space="preserve"> congreso— termina condicionando la carrera completa de un investigador español, desde el doctorado hasta la cátedra. No es un ajuste menor de una convocatoria: es una decisión con efecto multiplicador </w:t>
+      </w:r>
+      <w:r>
+        <w:rPr>
+          <w:lang w:val="es-ES"/>
+        </w:rPr>
+        <w:t>en</w:t>
+      </w:r>
+      <w:r>
+        <w:rPr>
+          <w:lang w:val="es-ES"/>
+        </w:rPr>
+        <w:t xml:space="preserve"> todo el sistema universitario.</w:t>
       </w:r>
     </w:p>
     <w:p>
@@ -577,7 +1017,31 @@
         <w:rPr>
           <w:lang w:val="es-ES"/>
         </w:rPr>
-        <w:t xml:space="preserve">El informe bibliométrico [2] se construye sobre un corpus fijo de 170 congresos CORE/ICORE 2026 clasificados como A* o A, con 535.144 artículos publicados entre 2001 y 2025 y una resolución de país del 84,56 % de los casos. España publica más que nunca en términos absolutos —pasa de 967 artículos en 2001-2005 a 1.990 en 2021-2025—, pero su peso dentro del bloque europeo de referencia (la Unión Europea más el Reino Unido) cae del máximo histórico del 7,62 % en 2006-2010 al 4,23 % en 2021-2025. La posición de España en el ranking europeo baja del 5.º al 8.º puesto, y la caída es </w:t>
+        <w:t xml:space="preserve">El informe bibliométrico [2] se construye sobre un corpus fijo de 170 congresos CORE/ICORE 2026 clasificados como A* o A, con 535.144 artículos publicados entre 2001 y </w:t>
+      </w:r>
+      <w:r>
+        <w:rPr>
+          <w:lang w:val="es-ES"/>
+        </w:rPr>
+        <w:t>2025</w:t>
+      </w:r>
+      <w:r>
+        <w:rPr>
+          <w:lang w:val="es-ES"/>
+        </w:rPr>
+        <w:t>. España publica más que nunca en términos absolutos —pasa de 967 artículos en 2001-2005 a 1.990 en 2021-2025—, pero en la última década su producción se estanca (1.909 artículos en 2011-2015, 1.536 en 2016-2020 y 1.990 en 2021-2025)</w:t>
+      </w:r>
+      <w:r>
+        <w:rPr>
+          <w:lang w:val="es-ES"/>
+        </w:rPr>
+        <w:t>, mientras que</w:t>
+      </w:r>
+      <w:r>
+        <w:rPr>
+          <w:lang w:val="es-ES"/>
+        </w:rPr>
+        <w:t xml:space="preserve"> la del bloque europeo crece un 80 %. Como consecuencia, su peso dentro del bloque europeo de referencia (la Unión Europea más el Reino Unido) cae del máximo histórico del 7,62 % en 2006-2010 al 4,23 % en 2021-2025. La posición de España en el ranking europeo baja del 5.º al 8.º puesto, y la caída es </w:t>
       </w:r>
       <w:r>
         <w:rPr>
@@ -589,7 +1053,7 @@
         <w:rPr>
           <w:lang w:val="es-ES"/>
         </w:rPr>
-        <w:t xml:space="preserve"> más marcada en los congresos de mayor exigencia (nivel A*), donde España pasa del 5.º al 9.º puesto. La comparación con otros países es reveladora: Reino Unido y Alemania son los únicos del bloque que aumentan su cuota de forma sostenida durante todo el periodo, mientras que España pierde terreno incluso frente a un país de tamaño y estructura comparables como Italia, cuya ventaja relativa sobre España casi se duplica entre 2006-2010 y 2021-2025.</w:t>
+        <w:t xml:space="preserve"> más marcada en los congresos de mayor exigencia (nivel A*), donde España pasa del 5.º al 9.º puesto. La comparación con otros países es reveladora: Reino Unido y Alemania son los únicos del bloque que aumentan su cuota de forma sostenida durante todo el periodo, mientras que España pierde terreno incluso frente a un país de tamaño y estructura comparables como Italia, que pasa de publicar 1,3 veces lo que España en 2006-2010 a más del doble en 2021-2025. La pérdida no es solo europea: la cuota española sobre el total mundial identificado cae del 2,61 % en 2011-2015 al 1,16 % en 2021-2025.</w:t>
       </w:r>
     </w:p>
     <w:p>
@@ -604,7 +1068,43 @@
         <w:rPr>
           <w:lang w:val="es-ES"/>
         </w:rPr>
-        <w:t xml:space="preserve">El propio informe descompone esta caída para identificar su origen: entre el 77 % y el 82 % se debe a que España publica menos, en proporción, dentro de combinaciones concretas de área y nivel donde ya competía —por ejemplo, inteligencia artificial de nivel A, sistemas de nivel A o bases de datos de nivel A*—, y solo entre un 7 % y un 10 % se explica porque hayan crecido más deprisa las áreas donde España partía con menos presencia. Esto descarta la explicación más cómoda, que sería decir que España simplemente no apostó a tiempo por la inteligencia artificial: el problema es más amplio, y España crece más despacio que sus competidores europeos </w:t>
+        <w:t xml:space="preserve">El propio informe descompone esta caída para identificar su origen: entre el 77 % y el 82 % se debe a que España publica menos, en proporción, dentro de combinaciones concretas de área y nivel donde ya competía —por ejemplo, </w:t>
+      </w:r>
+      <w:r>
+        <w:rPr>
+          <w:lang w:val="es-ES"/>
+        </w:rPr>
+        <w:t>I</w:t>
+      </w:r>
+      <w:r>
+        <w:rPr>
+          <w:lang w:val="es-ES"/>
+        </w:rPr>
+        <w:t xml:space="preserve">nteligencia artificial de nivel A, </w:t>
+      </w:r>
+      <w:r>
+        <w:rPr>
+          <w:lang w:val="es-ES"/>
+        </w:rPr>
+        <w:t>S</w:t>
+      </w:r>
+      <w:r>
+        <w:rPr>
+          <w:lang w:val="es-ES"/>
+        </w:rPr>
+        <w:t xml:space="preserve">istemas de nivel A o </w:t>
+      </w:r>
+      <w:r>
+        <w:rPr>
+          <w:lang w:val="es-ES"/>
+        </w:rPr>
+        <w:t>B</w:t>
+      </w:r>
+      <w:r>
+        <w:rPr>
+          <w:lang w:val="es-ES"/>
+        </w:rPr>
+        <w:t xml:space="preserve">ases de datos de nivel A*—, y solo entre un 7 % y un 10 % se explica porque hayan crecido más deprisa las áreas donde España partía con menos presencia. Esto descarta la explicación más cómoda, que sería decir que España simplemente no apostó a tiempo por la inteligencia artificial: el problema es más amplio, y España crece más despacio que sus competidores europeos </w:t>
       </w:r>
       <w:r>
         <w:rPr>
@@ -616,7 +1116,7 @@
         <w:rPr>
           <w:lang w:val="es-ES"/>
         </w:rPr>
-        <w:t>.</w:t>
+        <w:t xml:space="preserve">.  </w:t>
       </w:r>
     </w:p>
     <w:p>
@@ -631,7 +1131,8 @@
         <w:rPr>
           <w:lang w:val="es-ES"/>
         </w:rPr>
-        <w:t xml:space="preserve">La situación por áreas no es uniforme. Redes es una fortaleza clara y creciente, con un 14,61 % de cuota europea y el 4.º puesto en 2021-2025, lograda además sin depender principalmente de coautoría internacional. Ingeniería del Software y Sistemas, arquitectura y computación mantienen posiciones razonablemente sólidas con erosión gradual. Inteligencia artificial y aprendizaje automático concentran el mayor volumen de artículos españoles, pero también la mayor caída relativa, del 8,92 % al 3,88 % de cuota europea. Teoría es el área con el declive más sostenido en el tiempo, anterior incluso a la expansión de la inteligencia artificial. </w:t>
+        <w:lastRenderedPageBreak/>
+        <w:t xml:space="preserve">La situación por áreas no es uniforme: Redes es una fortaleza clara y creciente (14,61 % de cuota europea y 4.º puesto en 2021-2025, con el menor grado de coautoría internacional de todas las áreas); Ingeniería del Software y Sistemas, arquitectura y computación mantienen posiciones razonablemente sólidas, aunque con una erosión gradual. Inteligencia artificial y aprendizaje automático concentran el mayor volumen de artículos españoles, pero también la mayor caída relativa (del 8,92 % al 3,88 % de cuota europea), y Teoría muestra el declive más sostenido, anterior incluso a la expansión de la inteligencia artificial. Por ello, el seguimiento propuesto en R5 debe desagregarse por áreas. </w:t>
       </w:r>
     </w:p>
     <w:p>
@@ -646,7 +1147,37 @@
         <w:rPr>
           <w:lang w:val="es-ES"/>
         </w:rPr>
-        <w:t>El mismo informe muestra también que la presencia española es cada vez más internacional —los artículos firmados solo por autores españoles caen del 64 % al 30,4 % del total entre 2001 y 2025—, lo que indica integración creciente en redes de colaboración, aunque también puede reflejar una dependencia mayor de socios externos para alcanzar los foros más selectivos. Distinguir entre presencia y liderazgo es, por tanto, central tanto para interpretar el dato como para diseñar la respuesta.</w:t>
+        <w:t xml:space="preserve">El mismo informe muestra también que la presencia española es cada vez más internacional —los artículos firmados solo por autores españoles caen del 64 % al 30,4 % del total entre 2001 y 2025—, lo que indica </w:t>
+      </w:r>
+      <w:r>
+        <w:rPr>
+          <w:lang w:val="es-ES"/>
+        </w:rPr>
+        <w:t>una integración creciente en redes de colaboración, aunque también puede reflejar una mayor dependencia de socios externos para acceder a</w:t>
+      </w:r>
+      <w:r>
+        <w:rPr>
+          <w:lang w:val="es-ES"/>
+        </w:rPr>
+        <w:t xml:space="preserve"> los foros más selectivos. </w:t>
+      </w:r>
+      <w:r>
+        <w:rPr>
+          <w:lang w:val="es-ES"/>
+        </w:rPr>
+        <w:t>Por ello, resulta</w:t>
+      </w:r>
+      <w:r>
+        <w:rPr>
+          <w:lang w:val="es-ES"/>
+        </w:rPr>
+        <w:t xml:space="preserve"> necesario d</w:t>
+      </w:r>
+      <w:r>
+        <w:rPr>
+          <w:lang w:val="es-ES"/>
+        </w:rPr>
+        <w:t>istinguir entre presencia y liderazgo tanto para interpretar el dato como para diseñar la respuesta.</w:t>
       </w:r>
     </w:p>
     <w:p>
@@ -661,7 +1192,6 @@
         <w:rPr>
           <w:lang w:val="es-ES"/>
         </w:rPr>
-        <w:lastRenderedPageBreak/>
         <w:t>1.4. Un vacío de diagnóstico: España tampoco mide su liderazgo</w:t>
       </w:r>
     </w:p>
@@ -677,7 +1207,31 @@
         <w:rPr>
           <w:lang w:val="es-ES"/>
         </w:rPr>
-        <w:t xml:space="preserve">El diagnóstico bibliométrico disponible mide presencia por afiliación, no liderazgo. No existen datos sistemáticos sobre cuántas de las publicaciones españolas en congresos A*/A corresponden a autoría principal o sénior española, cuántas han sido coordinadas por una institución española frente a un papel de socio secundario, ni cuántos investigadores con afiliación española forman parte de comités de programa, </w:t>
+        <w:t xml:space="preserve">El diagnóstico bibliométrico disponible mide </w:t>
+      </w:r>
+      <w:r>
+        <w:rPr>
+          <w:lang w:val="es-ES"/>
+        </w:rPr>
+        <w:t xml:space="preserve">la </w:t>
+      </w:r>
+      <w:r>
+        <w:rPr>
+          <w:lang w:val="es-ES"/>
+        </w:rPr>
+        <w:t xml:space="preserve">presencia por afiliación, no </w:t>
+      </w:r>
+      <w:r>
+        <w:rPr>
+          <w:lang w:val="es-ES"/>
+        </w:rPr>
+        <w:t xml:space="preserve">por </w:t>
+      </w:r>
+      <w:r>
+        <w:rPr>
+          <w:lang w:val="es-ES"/>
+        </w:rPr>
+        <w:t xml:space="preserve">liderazgo. No existen datos sistemáticos sobre cuántas de las publicaciones españolas en congresos A*/A corresponden a autoría principal o sénior española, cuántas han sido coordinadas por una institución española frente a un papel de socio secundario, ni cuántos investigadores con afiliación española forman parte de comités de programa, </w:t>
       </w:r>
       <w:proofErr w:type="spellStart"/>
       <w:r>
@@ -705,13 +1259,37 @@
         <w:rPr>
           <w:lang w:val="es-ES"/>
         </w:rPr>
-        <w:t xml:space="preserve">, comités editoriales o roles de organización en estos congresos. </w:t>
-      </w:r>
-      <w:r>
-        <w:rPr>
-          <w:lang w:val="es-ES"/>
-        </w:rPr>
-        <w:t xml:space="preserve">Sería preciso llenar este vacío de información si pretendemos evaluar y aumentar </w:t>
+        <w:t xml:space="preserve">, comités editoriales o </w:t>
+      </w:r>
+      <w:r>
+        <w:rPr>
+          <w:lang w:val="es-ES"/>
+        </w:rPr>
+        <w:t xml:space="preserve">de </w:t>
+      </w:r>
+      <w:r>
+        <w:rPr>
+          <w:lang w:val="es-ES"/>
+        </w:rPr>
+        <w:t xml:space="preserve">roles de organización en estos congresos. </w:t>
+      </w:r>
+      <w:r>
+        <w:rPr>
+          <w:lang w:val="es-ES"/>
+        </w:rPr>
+        <w:t xml:space="preserve">Sería preciso llenar este vacío </w:t>
+      </w:r>
+      <w:r>
+        <w:rPr>
+          <w:lang w:val="es-ES"/>
+        </w:rPr>
+        <w:t>informativo si pretendemos evaluar y fortalecer</w:t>
+      </w:r>
+      <w:r>
+        <w:rPr>
+          <w:lang w:val="es-ES"/>
+        </w:rPr>
+        <w:t xml:space="preserve"> </w:t>
       </w:r>
       <w:r>
         <w:rPr>
@@ -747,7 +1325,19 @@
         <w:rPr>
           <w:lang w:val="es-ES"/>
         </w:rPr>
-        <w:t>Antes de entrar en recomendaciones concretas, conviene fijar los principios que deben guiar cualquier reforma en esta materia, de forma que las medidas posteriores se entiendan como aplicación de un criterio coherente y no como una lista de peticiones sueltas.</w:t>
+        <w:t xml:space="preserve">Antes de entrar en recomendaciones concretas, conviene fijar los principios que deben guiar cualquier reforma en esta materia, de </w:t>
+      </w:r>
+      <w:r>
+        <w:rPr>
+          <w:lang w:val="es-ES"/>
+        </w:rPr>
+        <w:t>modo que las medidas posteriores se entiendan como la</w:t>
+      </w:r>
+      <w:r>
+        <w:rPr>
+          <w:lang w:val="es-ES"/>
+        </w:rPr>
+        <w:t xml:space="preserve"> aplicación de un criterio coherente y no como una lista de peticiones sueltas.</w:t>
       </w:r>
     </w:p>
     <w:p>
@@ -770,19 +1360,121 @@
         <w:rPr>
           <w:lang w:val="es-ES"/>
         </w:rPr>
-        <w:t>La Informática debe evaluarse según sus prácticas reales de comunicación científica. En muchas subáreas</w:t>
-      </w:r>
-      <w:r>
-        <w:rPr>
-          <w:lang w:val="es-ES"/>
-        </w:rPr>
-        <w:t xml:space="preserve"> de la Informática</w:t>
-      </w:r>
-      <w:r>
-        <w:rPr>
-          <w:lang w:val="es-ES"/>
-        </w:rPr>
-        <w:t>, los congresos selectivos son publicaciones completas, revisadas por pares y reconocidas como canales terminales de publicación. A ello se suma una razón propia del ritmo de la disciplina: en áreas de evolución muy rápida, el ciclo de revisión de una revista puede tardar más que el tiempo que tarda un resultado en quedar superado por la propia comunidad, de modo que esperar a la publicación en revista no añade rigor, sino el riesgo de publicar un resultado ya obsoleto. Aplicar exclusivamente el patrón revista no mide calidad: mide conformidad con un formato ajeno a la disciplina.</w:t>
+        <w:t xml:space="preserve">La </w:t>
+      </w:r>
+      <w:r>
+        <w:rPr>
+          <w:lang w:val="es-ES"/>
+        </w:rPr>
+        <w:t>informática</w:t>
+      </w:r>
+      <w:r>
+        <w:rPr>
+          <w:lang w:val="es-ES"/>
+        </w:rPr>
+        <w:t xml:space="preserve"> debe evaluarse según sus prácticas reales de comunicación científica. En muchas subáreas</w:t>
+      </w:r>
+      <w:r>
+        <w:rPr>
+          <w:lang w:val="es-ES"/>
+        </w:rPr>
+        <w:t xml:space="preserve"> de la </w:t>
+      </w:r>
+      <w:r>
+        <w:rPr>
+          <w:lang w:val="es-ES"/>
+        </w:rPr>
+        <w:t>informática</w:t>
+      </w:r>
+      <w:r>
+        <w:rPr>
+          <w:lang w:val="es-ES"/>
+        </w:rPr>
+        <w:t xml:space="preserve">, los congresos selectivos </w:t>
+      </w:r>
+      <w:r>
+        <w:rPr>
+          <w:lang w:val="es-ES"/>
+        </w:rPr>
+        <w:t>constituyen</w:t>
+      </w:r>
+      <w:r>
+        <w:rPr>
+          <w:lang w:val="es-ES"/>
+        </w:rPr>
+        <w:t xml:space="preserve"> publicaciones completas, revisadas por pares y reconocidas como canales </w:t>
+      </w:r>
+      <w:r>
+        <w:rPr>
+          <w:lang w:val="es-ES"/>
+        </w:rPr>
+        <w:t>finales</w:t>
+      </w:r>
+      <w:r>
+        <w:rPr>
+          <w:lang w:val="es-ES"/>
+        </w:rPr>
+        <w:t xml:space="preserve"> de publicación. A ello se suma una razón propia del ritmo de la disciplina: en áreas de evolución muy rápida, el ciclo de revisión de una revista puede tardar más que el tiempo que tarda un resultado en </w:t>
+      </w:r>
+      <w:r>
+        <w:rPr>
+          <w:lang w:val="es-ES"/>
+        </w:rPr>
+        <w:t>ser</w:t>
+      </w:r>
+      <w:r>
+        <w:rPr>
+          <w:lang w:val="es-ES"/>
+        </w:rPr>
+        <w:t xml:space="preserve"> superado por la propia comunidad, de modo que esperar a la publicación en revista no añade rigor, sino </w:t>
+      </w:r>
+      <w:r>
+        <w:rPr>
+          <w:lang w:val="es-ES"/>
+        </w:rPr>
+        <w:t xml:space="preserve">que implica </w:t>
+      </w:r>
+      <w:r>
+        <w:rPr>
+          <w:lang w:val="es-ES"/>
+        </w:rPr>
+        <w:t xml:space="preserve">el riesgo de publicar un resultado ya obsoleto. Aplicar exclusivamente el patrón </w:t>
+      </w:r>
+      <w:r>
+        <w:rPr>
+          <w:lang w:val="es-ES"/>
+        </w:rPr>
+        <w:t>de revista no mide la calidad: mide la</w:t>
+      </w:r>
+      <w:r>
+        <w:rPr>
+          <w:lang w:val="es-ES"/>
+        </w:rPr>
+        <w:t xml:space="preserve"> conformidad con un formato ajeno a la disciplina. Esta inadecuación tiene</w:t>
+      </w:r>
+      <w:r>
+        <w:rPr>
+          <w:lang w:val="es-ES"/>
+        </w:rPr>
+        <w:t>, además,</w:t>
+      </w:r>
+      <w:r>
+        <w:rPr>
+          <w:lang w:val="es-ES"/>
+        </w:rPr>
+        <w:t xml:space="preserve"> un coste de eficiencia: si solo la revista cuenta plenamente, los investigadores se ven empujados a republicar como artículo de revista, con material añadido, lo que el congreso ya ha validado, archivado y difundido, con doble revisión del mismo núcleo de contribución, mayores costes de publicación y citas repartidas entre dos versiones. Reconocer los congresos A*/A no prohíbe la versión extendida cuando aporta valor científico; elimina la obligación administrativa de hacerl</w:t>
+      </w:r>
+      <w:r>
+        <w:rPr>
+          <w:lang w:val="es-ES"/>
+        </w:rPr>
+        <w:t>a</w:t>
+      </w:r>
+      <w:r>
+        <w:rPr>
+          <w:lang w:val="es-ES"/>
+        </w:rPr>
+        <w:t>.</w:t>
       </w:r>
     </w:p>
     <w:p>
@@ -805,7 +1497,19 @@
         <w:rPr>
           <w:lang w:val="es-ES"/>
         </w:rPr>
-        <w:t>Reconocer los congresos ICORE A*/A no implica aceptar cualquier congreso ni sustituir el juicio experto por un ranking. ICORE actúa como filtro inicial verificable; la evaluación cualitativa, la narrativa de impacto y el conocimiento de subárea siguen siendo imprescindibles.</w:t>
+        <w:t xml:space="preserve">Reconocer los congresos ICORE A*/A no implica aceptar cualquier congreso ni sustituir el juicio experto por un ranking. ICORE actúa como filtro inicial verificable; la evaluación cualitativa, la narrativa de impacto y el conocimiento de </w:t>
+      </w:r>
+      <w:r>
+        <w:rPr>
+          <w:lang w:val="es-ES"/>
+        </w:rPr>
+        <w:t xml:space="preserve">la </w:t>
+      </w:r>
+      <w:r>
+        <w:rPr>
+          <w:lang w:val="es-ES"/>
+        </w:rPr>
+        <w:t>subárea siguen siendo imprescindibles.</w:t>
       </w:r>
     </w:p>
     <w:p>
@@ -828,7 +1532,157 @@
         <w:rPr>
           <w:lang w:val="es-ES"/>
         </w:rPr>
-        <w:t>El objetivo no es solo aumentar el número de artículos con alguna afiliación española, sino aumentar el liderazgo científico: autoría principal o sénior, coordinación de artefactos y proyectos, y presencia en los comités de programa de los foros de referencia.</w:t>
+        <w:t xml:space="preserve">El objetivo no es solo aumentar el número de artículos con alguna afiliación española, sino </w:t>
+      </w:r>
+      <w:r>
+        <w:rPr>
+          <w:lang w:val="es-ES"/>
+        </w:rPr>
+        <w:t>también fortalecer el liderazgo científico: autoría principal o de autor</w:t>
+      </w:r>
+      <w:r>
+        <w:rPr>
+          <w:lang w:val="es-ES"/>
+        </w:rPr>
+        <w:t xml:space="preserve"> sénior, coordinación de artefactos y proyectos, y presencia en los comités de programa de los foros de referencia.</w:t>
+      </w:r>
+    </w:p>
+    <w:p>
+      <w:pPr>
+        <w:spacing w:after="200"/>
+        <w:jc w:val="both"/>
+        <w:rPr>
+          <w:lang w:val="es-ES"/>
+        </w:rPr>
+      </w:pPr>
+      <w:r>
+        <w:rPr>
+          <w:b/>
+          <w:bCs/>
+          <w:lang w:val="es-ES"/>
+        </w:rPr>
+        <w:t xml:space="preserve">P4. Coherencia sistémica. </w:t>
+      </w:r>
+      <w:r>
+        <w:rPr>
+          <w:lang w:val="es-ES"/>
+        </w:rPr>
+        <w:t>La reforma evaluativa</w:t>
+      </w:r>
+      <w:r>
+        <w:rPr>
+          <w:lang w:val="es-ES"/>
+        </w:rPr>
+        <w:t>, por sí sola,</w:t>
+      </w:r>
+      <w:r>
+        <w:rPr>
+          <w:lang w:val="es-ES"/>
+        </w:rPr>
+        <w:t xml:space="preserve"> cambia </w:t>
+      </w:r>
+      <w:r>
+        <w:rPr>
+          <w:lang w:val="es-ES"/>
+        </w:rPr>
+        <w:t>los incentivos, pero no las</w:t>
+      </w:r>
+      <w:r>
+        <w:rPr>
+          <w:lang w:val="es-ES"/>
+        </w:rPr>
+        <w:t xml:space="preserve"> capacidades. Sin financiación </w:t>
+      </w:r>
+      <w:r>
+        <w:rPr>
+          <w:lang w:val="es-ES"/>
+        </w:rPr>
+        <w:t>para el</w:t>
+      </w:r>
+      <w:r>
+        <w:rPr>
+          <w:lang w:val="es-ES"/>
+        </w:rPr>
+        <w:t xml:space="preserve"> acceso a estos congresos ni </w:t>
+      </w:r>
+      <w:r>
+        <w:rPr>
+          <w:lang w:val="es-ES"/>
+        </w:rPr>
+        <w:t xml:space="preserve">para la </w:t>
+      </w:r>
+      <w:r>
+        <w:rPr>
+          <w:lang w:val="es-ES"/>
+        </w:rPr>
+        <w:t xml:space="preserve">atención al talento y a la formación doctoral, la corrección normativa beneficiará sobre todo a los grupos que ya cuentan con recursos suficientes, sin cerrar la brecha real. Este documento se centra en las recomendaciones de evaluación y reconocimiento que son competencia directa de ANECA y CNEAI, incluido el reconocimiento de la gobernanza científica; su </w:t>
+      </w:r>
+      <w:r>
+        <w:rPr>
+          <w:lang w:val="es-ES"/>
+        </w:rPr>
+        <w:t xml:space="preserve">plena efectividad depende de que </w:t>
+      </w:r>
+      <w:r>
+        <w:rPr>
+          <w:lang w:val="es-ES"/>
+        </w:rPr>
+        <w:t>vayan acompañadas</w:t>
+      </w:r>
+      <w:r>
+        <w:rPr>
+          <w:lang w:val="es-ES"/>
+        </w:rPr>
+        <w:t xml:space="preserve"> de medidas de financiación y formación que exceden este ámbito y corresponden a AEI, MICIU y las comunidades autónomas.</w:t>
+      </w:r>
+    </w:p>
+    <w:p>
+      <w:pPr>
+        <w:rPr>
+          <w:b/>
+          <w:bCs/>
+          <w:color w:val="1F3864"/>
+          <w:sz w:val="26"/>
+          <w:szCs w:val="28"/>
+          <w:lang w:val="es-ES"/>
+        </w:rPr>
+      </w:pPr>
+      <w:r>
+        <w:rPr>
+          <w:lang w:val="es-ES"/>
+        </w:rPr>
+        <w:br w:type="page"/>
+      </w:r>
+    </w:p>
+    <w:p>
+      <w:pPr>
+        <w:pStyle w:val="Ttulo1"/>
+        <w:spacing w:before="240" w:after="120"/>
+        <w:rPr>
+          <w:lang w:val="es-ES"/>
+        </w:rPr>
+      </w:pPr>
+      <w:r>
+        <w:rPr>
+          <w:lang w:val="es-ES"/>
+        </w:rPr>
+        <w:lastRenderedPageBreak/>
+        <w:t>3. Recomendaciones</w:t>
+      </w:r>
+    </w:p>
+    <w:p>
+      <w:pPr>
+        <w:pStyle w:val="Ttulo2"/>
+        <w:spacing w:before="180" w:after="60"/>
+        <w:rPr>
+          <w:lang w:val="es-ES"/>
+        </w:rPr>
+      </w:pPr>
+      <w:r>
+        <w:rPr>
+          <w:lang w:val="es-ES"/>
+        </w:rPr>
+        <w:t>R1. Reconocer los congresos ICORE A*/A como aportaciones ordinarias</w:t>
       </w:r>
     </w:p>
     <w:p>
@@ -841,96 +1695,34 @@
       </w:pPr>
       <w:r>
         <w:rPr>
-          <w:b/>
-          <w:bCs/>
-          <w:lang w:val="es-ES"/>
-        </w:rPr>
-        <w:t xml:space="preserve">P4. Diferenciación por áreas. </w:t>
-      </w:r>
-      <w:r>
-        <w:rPr>
-          <w:lang w:val="es-ES"/>
-        </w:rPr>
-        <w:t>No existe una única política para toda la Informática. Redes requiere consolidación de una fortaleza ya conseguida; inteligencia artificial requiere atención prioritaria por volumen y caída; Teoría requiere un diagnóstico urgente de sus causas; Sistemas e Ingeniería del Software requieren prevención antes de que la erosión gradual se convierta en estructural.</w:t>
-      </w:r>
-    </w:p>
-    <w:p>
-      <w:pPr>
-        <w:spacing w:after="200"/>
-        <w:jc w:val="both"/>
-        <w:rPr>
-          <w:lang w:val="es-ES"/>
-        </w:rPr>
-      </w:pPr>
-      <w:r>
-        <w:rPr>
-          <w:b/>
-          <w:bCs/>
-          <w:lang w:val="es-ES"/>
-        </w:rPr>
-        <w:t xml:space="preserve">P5. Coherencia sistémica. </w:t>
-      </w:r>
-      <w:r>
-        <w:rPr>
-          <w:lang w:val="es-ES"/>
-        </w:rPr>
-        <w:t>La reforma evaluativa por sí sola cambia incentivos, pero no capacidades. Sin financiación de acceso a estos congresos ni atención al talento y a la formación doctoral, la corrección normativa beneficiará sobre todo a los grupos que ya cuentan con recursos suficientes, sin cerrar la brecha real. Este documento se centra en las recomendaciones de evaluación y reconocimiento que son competencia directa de ANECA y CNEAI, incluido el reconocimiento de la gobernanza científica; su efectividad plena depende de que se acompañe de medidas de financiación y formación que exceden este ámbito y corresponden a AEI, MICIU y las comunidades autónomas.</w:t>
-      </w:r>
-    </w:p>
-    <w:p>
-      <w:pPr>
-        <w:pStyle w:val="Ttulo1"/>
-        <w:spacing w:before="240" w:after="120"/>
-        <w:rPr>
-          <w:lang w:val="es-ES"/>
-        </w:rPr>
-      </w:pPr>
-      <w:r>
-        <w:rPr>
-          <w:lang w:val="es-ES"/>
-        </w:rPr>
-        <w:t>3. Recomendaciones</w:t>
-      </w:r>
-    </w:p>
-    <w:p>
-      <w:pPr>
-        <w:pStyle w:val="Ttulo2"/>
-        <w:spacing w:before="180" w:after="60"/>
-        <w:rPr>
-          <w:lang w:val="es-ES"/>
-        </w:rPr>
-      </w:pPr>
-      <w:r>
-        <w:rPr>
-          <w:lang w:val="es-ES"/>
-        </w:rPr>
-        <w:t>R1. Reconocer los congresos ICORE A*/A como aportaciones ordinarias</w:t>
-      </w:r>
-    </w:p>
-    <w:p>
-      <w:pPr>
-        <w:spacing w:after="100"/>
-        <w:jc w:val="both"/>
-        <w:rPr>
-          <w:lang w:val="es-ES"/>
-        </w:rPr>
-      </w:pPr>
-      <w:r>
-        <w:rPr>
-          <w:lang w:val="es-ES"/>
-        </w:rPr>
-        <w:t>CNEAI y ANECA deben establecer, en coordinación con la SCIE y otras sociedades científicas del área, un tratamiento diferenciado por nivel de clasificación ICORE/CORE en los criterios específicos del subcampo de Informática.</w:t>
-      </w:r>
-    </w:p>
-    <w:p>
-      <w:pPr>
-        <w:jc w:val="both"/>
-        <w:rPr>
-          <w:sz w:val="12"/>
-          <w:szCs w:val="12"/>
-          <w:lang w:val="es-ES"/>
-        </w:rPr>
-      </w:pPr>
+          <w:lang w:val="es-ES"/>
+        </w:rPr>
+        <w:t xml:space="preserve">CNEAI y ANECA deben establecer, en coordinación con la SCIE y otras sociedades científicas del área, un tratamiento diferenciado </w:t>
+      </w:r>
+      <w:r>
+        <w:rPr>
+          <w:lang w:val="es-ES"/>
+        </w:rPr>
+        <w:t>según el</w:t>
+      </w:r>
+      <w:r>
+        <w:rPr>
+          <w:lang w:val="es-ES"/>
+        </w:rPr>
+        <w:t xml:space="preserve"> nivel de clasificación ICORE/CORE en los criterios específicos del subcampo de </w:t>
+      </w:r>
+      <w:r>
+        <w:rPr>
+          <w:lang w:val="es-ES"/>
+        </w:rPr>
+        <w:t>informática</w:t>
+      </w:r>
+      <w:r>
+        <w:rPr>
+          <w:lang w:val="es-ES"/>
+        </w:rPr>
+        <w:t xml:space="preserve">. En todos los casos, el tratamiento es el mismo que reciben los artículos en revistas de calidad contrastada: no se trata de sustituir un ranking de revistas por uno de congresos, sino de dejar de excluir de la consideración ordinaria el canal principal de publicación de la disciplina. </w:t>
+      </w:r>
     </w:p>
     <w:tbl>
       <w:tblPr>
@@ -1215,21 +2007,18 @@
             </w:tcMar>
           </w:tcPr>
           <w:p>
-            <w:proofErr w:type="spellStart"/>
+            <w:pPr>
+              <w:rPr>
+                <w:lang w:val="es-ES"/>
+              </w:rPr>
+            </w:pPr>
             <w:r>
               <w:rPr>
                 <w:sz w:val="16"/>
                 <w:szCs w:val="18"/>
+                <w:lang w:val="es-ES"/>
               </w:rPr>
-              <w:t>Revista</w:t>
-            </w:r>
-            <w:proofErr w:type="spellEnd"/>
-            <w:r>
-              <w:rPr>
-                <w:sz w:val="16"/>
-                <w:szCs w:val="18"/>
-              </w:rPr>
-              <w:t xml:space="preserve"> Q1/Q2</w:t>
+              <w:t>Revista Q1/Q2</w:t>
             </w:r>
           </w:p>
         </w:tc>
@@ -1313,21 +2102,18 @@
             </w:tcMar>
           </w:tcPr>
           <w:p>
-            <w:proofErr w:type="spellStart"/>
+            <w:pPr>
+              <w:rPr>
+                <w:lang w:val="es-ES"/>
+              </w:rPr>
+            </w:pPr>
             <w:r>
               <w:rPr>
                 <w:sz w:val="16"/>
                 <w:szCs w:val="18"/>
+                <w:lang w:val="es-ES"/>
               </w:rPr>
-              <w:t>Revista</w:t>
-            </w:r>
-            <w:proofErr w:type="spellEnd"/>
-            <w:r>
-              <w:rPr>
-                <w:sz w:val="16"/>
-                <w:szCs w:val="18"/>
-              </w:rPr>
-              <w:t xml:space="preserve"> Q2/Q3</w:t>
+              <w:t>Revista Q2/Q3</w:t>
             </w:r>
           </w:p>
         </w:tc>
@@ -1427,38 +2213,19 @@
             </w:tcMar>
           </w:tcPr>
           <w:p>
+            <w:pPr>
+              <w:rPr>
+                <w:lang w:val="es-ES"/>
+              </w:rPr>
+            </w:pPr>
             <w:r>
               <w:rPr>
                 <w:sz w:val="16"/>
                 <w:szCs w:val="18"/>
+                <w:lang w:val="es-ES"/>
               </w:rPr>
-              <w:t xml:space="preserve">Sin </w:t>
+              <w:t>Sin presunción automática</w:t>
             </w:r>
-            <w:proofErr w:type="spellStart"/>
-            <w:r>
-              <w:rPr>
-                <w:sz w:val="16"/>
-                <w:szCs w:val="18"/>
-              </w:rPr>
-              <w:t>presunción</w:t>
-            </w:r>
-            <w:proofErr w:type="spellEnd"/>
-            <w:r>
-              <w:rPr>
-                <w:sz w:val="16"/>
-                <w:szCs w:val="18"/>
-              </w:rPr>
-              <w:t xml:space="preserve"> </w:t>
-            </w:r>
-            <w:proofErr w:type="spellStart"/>
-            <w:r>
-              <w:rPr>
-                <w:sz w:val="16"/>
-                <w:szCs w:val="18"/>
-              </w:rPr>
-              <w:t>automática</w:t>
-            </w:r>
-            <w:proofErr w:type="spellEnd"/>
           </w:p>
         </w:tc>
         <w:tc>
@@ -1511,6 +2278,8 @@
       <w:pPr>
         <w:jc w:val="both"/>
         <w:rPr>
+          <w:sz w:val="12"/>
+          <w:szCs w:val="12"/>
           <w:lang w:val="es-ES"/>
         </w:rPr>
       </w:pPr>
@@ -1541,14 +2310,7 @@
         <w:rPr>
           <w:lang w:val="es-ES"/>
         </w:rPr>
-        <w:t xml:space="preserve">, posters, </w:t>
-      </w:r>
-      <w:r>
-        <w:rPr>
-          <w:lang w:val="es-ES"/>
-        </w:rPr>
-        <w:lastRenderedPageBreak/>
-        <w:t xml:space="preserve">demostraciones, resúmenes extendidos, </w:t>
+        <w:t xml:space="preserve">, posters, demostraciones, resúmenes extendidos, </w:t>
       </w:r>
       <w:proofErr w:type="spellStart"/>
       <w:r>
@@ -1604,7 +2366,19 @@
         <w:rPr>
           <w:lang w:val="es-ES"/>
         </w:rPr>
-        <w:t xml:space="preserve"> sin artículo completo revisado por pares. Para publicaciones entre 2015 y 2023 podrá utilizarse GGS (https://scie.lcc.uma.es/) como clasificación histórica de referencia, indicando versión y fecha de consulta; para publicaciones desde 2024 se utilizará ICORE/CORE.</w:t>
+        <w:t xml:space="preserve"> sin artículo completo revisado por pares. Para publicaciones entre 2015 y 2023</w:t>
+      </w:r>
+      <w:r>
+        <w:rPr>
+          <w:lang w:val="es-ES"/>
+        </w:rPr>
+        <w:t>, podrá utilizarse GGS (https://www.scie.es/actividades/clasificacion-de-congresos-ggs/) como clasificación histórica de referencia, indicando la versión y la fecha de consulta; para publicaciones desde 2024,</w:t>
+      </w:r>
+      <w:r>
+        <w:rPr>
+          <w:lang w:val="es-ES"/>
+        </w:rPr>
+        <w:t xml:space="preserve"> se utilizará ICORE/CORE.</w:t>
       </w:r>
     </w:p>
     <w:p>
@@ -1636,7 +2410,57 @@
         <w:rPr>
           <w:lang w:val="es-ES"/>
         </w:rPr>
-        <w:t xml:space="preserve">En el subcampo de Informática, atendiendo a las prácticas internacionales de comunicación científica de la disciplina, podrán considerarse aportaciones ordinarias las publicaciones completas en congresos internacionales selectivos revisados por pares, especialmente aquellos clasificados como A* o A en ICORE/CORE o en la clasificación de referencia recomendada por la SCIE para el período correspondiente. Las publicaciones en congresos ICORE A* se considerarán, con carácter general, aportaciones ordinarias preferentes, equiparables funcionalmente a publicaciones en revistas Q1, siempre que el solicitante aporte una narrativa razonada de la contribución, del papel del congreso en el área y de los indicios de impacto científico, tecnológico o social. Las publicaciones en congresos ICORE A podrán considerarse aportaciones ordinarias de alto nivel, equiparables funcionalmente a revistas Q1/Q2, atendiendo a la selectividad, reputación, impacto y posición del congreso en la subárea. Las publicaciones en congresos ICORE B podrán considerarse aportaciones ordinarias, con valoración contextual, especialmente cuando la contribución haya tenido impacto contrastable o corresponda a una subárea donde el congreso sea un foro reconocido. Este tratamiento se aplicará sin perjuicio de la evaluación cualitativa de cada aportación y del uso responsable de indicadores cuantitativos, en coherencia con los principios de </w:t>
+        <w:t xml:space="preserve">En el subcampo de informática, atendiendo a las prácticas internacionales de comunicación científica de la disciplina, se considerarán aportaciones ordinarias las publicaciones completas en congresos internacionales selectivos revisados por pares, especialmente aquellos clasificados como A* o A en ICORE o en la clasificación de referencia recomendada por la SCIE para el período correspondiente. Las publicaciones en congresos ICORE A* se considerarán, con carácter general, aportaciones ordinarias preferentes, equiparables funcionalmente a publicaciones en revistas Q1, siempre que el solicitante aporte una narrativa razonada de la contribución, del papel del congreso en el área y de los indicios de impacto científico, tecnológico o social. Las publicaciones en congresos ICORE A podrán considerarse aportaciones ordinarias de alto nivel, equiparables funcionalmente a revistas Q1/Q2, atendiendo a la selectividad, la reputación, el impacto y la posición del congreso en la subárea. Las publicaciones en congresos ICORE B podrán considerarse aportaciones ordinarias, con valoración contextual, especialmente cuando la contribución haya tenido un impacto contrastable o corresponda a una subárea en la que el congreso sea un foro reconocido. </w:t>
+      </w:r>
+      <w:r>
+        <w:rPr>
+          <w:lang w:val="es-ES"/>
+        </w:rPr>
+        <w:t xml:space="preserve">Las publicaciones en el resto de </w:t>
+      </w:r>
+      <w:proofErr w:type="gramStart"/>
+      <w:r>
+        <w:rPr>
+          <w:lang w:val="es-ES"/>
+        </w:rPr>
+        <w:t>congresos</w:t>
+      </w:r>
+      <w:proofErr w:type="gramEnd"/>
+      <w:r>
+        <w:rPr>
+          <w:lang w:val="es-ES"/>
+        </w:rPr>
+        <w:t xml:space="preserve"> se considerarán aportaciones extraordinarias, hasta un máximo de dos, </w:t>
+      </w:r>
+      <w:r>
+        <w:rPr>
+          <w:lang w:val="es-ES"/>
+        </w:rPr>
+        <w:t>y requerirán, para su valoración,</w:t>
+      </w:r>
+      <w:r>
+        <w:rPr>
+          <w:lang w:val="es-ES"/>
+        </w:rPr>
+        <w:t xml:space="preserve"> una justificación específica de </w:t>
+      </w:r>
+      <w:r>
+        <w:rPr>
+          <w:lang w:val="es-ES"/>
+        </w:rPr>
+        <w:t xml:space="preserve">la </w:t>
+      </w:r>
+      <w:r>
+        <w:rPr>
+          <w:lang w:val="es-ES"/>
+        </w:rPr>
+        <w:t>revisión por pares y evidencias de selectividad, indexación, reputación e impacto</w:t>
+      </w:r>
+      <w:r>
+        <w:rPr>
+          <w:lang w:val="es-ES"/>
+        </w:rPr>
+        <w:t xml:space="preserve">. Este tratamiento se aplicará sin perjuicio de la evaluación cualitativa de cada aportación y del uso responsable de indicadores cuantitativos, en coherencia con los principios de </w:t>
       </w:r>
       <w:proofErr w:type="spellStart"/>
       <w:r>
@@ -1664,7 +2488,13 @@
         <w:rPr>
           <w:lang w:val="es-ES"/>
         </w:rPr>
-        <w:t xml:space="preserve"> 2024–2027 de ANECA.</w:t>
+        <w:t xml:space="preserve"> 2024–2027 de ANECA</w:t>
+      </w:r>
+      <w:r>
+        <w:rPr>
+          <w:lang w:val="es-ES"/>
+        </w:rPr>
+        <w:t>.</w:t>
       </w:r>
     </w:p>
     <w:p>
@@ -1679,7 +2509,7 @@
         <w:rPr>
           <w:lang w:val="es-ES"/>
         </w:rPr>
-        <w:t>R2. Reconocer y comunicar el efecto de arrastre</w:t>
+        <w:t>R2. Coherencia del sistema y efecto de arrastre</w:t>
       </w:r>
     </w:p>
     <w:p>
@@ -1694,19 +2524,53 @@
         <w:rPr>
           <w:lang w:val="es-ES"/>
         </w:rPr>
-        <w:t xml:space="preserve">ANECA y CNEAI deben reconocer abiertamente que sus criterios condicionan al resto del sistema —comisiones de </w:t>
-      </w:r>
-      <w:r>
-        <w:rPr>
-          <w:lang w:val="es-ES"/>
-        </w:rPr>
-        <w:t xml:space="preserve">selección y </w:t>
-      </w:r>
-      <w:r>
-        <w:rPr>
-          <w:lang w:val="es-ES"/>
-        </w:rPr>
-        <w:t>contratación, agencias autonómicas, escuelas de doctorado— y comunicar la reforma como lo que realmente es: una medida de alcance general para toda la carrera investigadora en informática, no un ajuste menor de una convocatoria concreta. En esta línea, ANECA debería emitir una nota de orientación dirigida a las agencias autonómicas de evaluación, universidades, centros e institutos de investigación, de forma que la heterogeneidad territorial no genere desigualdad entre investigadores según su comunidad de adscripción.</w:t>
+        <w:t xml:space="preserve">Los criterios de ANECA y CNEAI condicionan al resto del sistema —comisiones de selección y contratación, agencias autonómicas, escuelas de doctorado—, por lo que la reforma debe comunicarse como lo que realmente es: una medida de alcance general para toda la carrera investigadora en informática, no un ajuste menor de una convocatoria concreta. En esta línea, ANECA debería emitir una nota de orientación dirigida a las agencias autonómicas de evaluación, universidades, centros e institutos de investigación, de </w:t>
+      </w:r>
+      <w:r>
+        <w:rPr>
+          <w:lang w:val="es-ES"/>
+        </w:rPr>
+        <w:t>modo</w:t>
+      </w:r>
+      <w:r>
+        <w:rPr>
+          <w:lang w:val="es-ES"/>
+        </w:rPr>
+        <w:t xml:space="preserve"> que la heterogeneidad territorial no genere desigualdad entre investigadores según su comunidad de adscripción.</w:t>
+      </w:r>
+    </w:p>
+    <w:p>
+      <w:pPr>
+        <w:spacing w:after="200"/>
+        <w:jc w:val="both"/>
+        <w:rPr>
+          <w:lang w:val="es-ES"/>
+        </w:rPr>
+      </w:pPr>
+      <w:r>
+        <w:rPr>
+          <w:lang w:val="es-ES"/>
+        </w:rPr>
+        <w:t>La coherencia debe darse también dentro del propio Ministerio: resulta difícil justificar</w:t>
+      </w:r>
+      <w:r>
+        <w:rPr>
+          <w:lang w:val="es-ES"/>
+        </w:rPr>
+        <w:t xml:space="preserve"> que la Agencia Estatal de Investigación evalúe proyectos siguiendo los principios de DORA, sin discriminar por el formato editorial, mientras que</w:t>
+      </w:r>
+      <w:r>
+        <w:rPr>
+          <w:lang w:val="es-ES"/>
+        </w:rPr>
+        <w:t xml:space="preserve"> CNEAI y ANECA evalúan trayectorias individuales con un criterio distinto. Es la misma administración aplicando dos varas de medir a la misma disciplina; corregir esa </w:t>
+      </w:r>
+      <w:r>
+        <w:rPr>
+          <w:lang w:val="es-ES"/>
+        </w:rPr>
+        <w:lastRenderedPageBreak/>
+        <w:t>contradicción no exige ninguna concesión especial a la informática, exige simplemente coherencia interna.</w:t>
       </w:r>
     </w:p>
     <w:p>
@@ -1736,7 +2600,43 @@
         <w:rPr>
           <w:lang w:val="es-ES"/>
         </w:rPr>
-        <w:t>La narrativa de impacto que se exija al solicitante debe valorar de forma explícita el liderazgo científico desde instituciones españolas —autoría principal o sénior, coordinación de artefactos y repositorios asociados, dirección de proyectos competitivos vinculados a la publicación, participación en comités de programa— y no limitarse a contar la mera presencia o coautoría en el congreso. El informe bibliométrico [2] muestra que la colaboración internacional española ha crecido mucho (69,6 % de los artículos en 2021-2025) sin que eso haya evitado la pérdida de peso relativo; el objetivo no puede ser solo estar presente, sino dirigir.</w:t>
+        <w:t xml:space="preserve">La narrativa de impacto que se exija al solicitante debe valorar </w:t>
+      </w:r>
+      <w:r>
+        <w:rPr>
+          <w:lang w:val="es-ES"/>
+        </w:rPr>
+        <w:t>explícitamente el liderazgo científico desde instituciones españolas —autoría principal o sénior, coordinación de artefactos y repositorios asociados, dirección de proyectos competitivos vinculados a la publicación, participación en comités de programa— y no limitarse a</w:t>
+      </w:r>
+      <w:r>
+        <w:rPr>
+          <w:lang w:val="es-ES"/>
+        </w:rPr>
+        <w:t xml:space="preserve"> la mera presencia o </w:t>
+      </w:r>
+      <w:r>
+        <w:rPr>
+          <w:lang w:val="es-ES"/>
+        </w:rPr>
+        <w:t xml:space="preserve">a la </w:t>
+      </w:r>
+      <w:r>
+        <w:rPr>
+          <w:lang w:val="es-ES"/>
+        </w:rPr>
+        <w:t>coautoría en el congreso. El informe bibliométrico [2] muestra que la colaboración internacional española ha crecido mucho (69,6 % de los artículos en 2021-2025)</w:t>
+      </w:r>
+      <w:r>
+        <w:rPr>
+          <w:lang w:val="es-ES"/>
+        </w:rPr>
+        <w:t>, sin que ello haya evitado la pérdida de peso relativo; el objetivo no puede ser solo estar presente, sino también</w:t>
+      </w:r>
+      <w:r>
+        <w:rPr>
+          <w:lang w:val="es-ES"/>
+        </w:rPr>
+        <w:t xml:space="preserve"> dirigir.</w:t>
       </w:r>
       <w:r>
         <w:rPr>
@@ -1757,7 +2657,7 @@
         <w:rPr>
           <w:lang w:val="es-ES"/>
         </w:rPr>
-        <w:t>R4. Reconocer la presencia española en la gobernanza de los congresos</w:t>
+        <w:t>R4. Reconocer en la acreditación la presencia española en la gobernanza de los congresos</w:t>
       </w:r>
     </w:p>
     <w:p>
@@ -1772,7 +2672,7 @@
         <w:rPr>
           <w:lang w:val="es-ES"/>
         </w:rPr>
-        <w:t xml:space="preserve">ANECA y CNEAI deben reconocer explícitamente como mérito evaluable la participación de investigadores españoles en comités de programa, </w:t>
+        <w:t xml:space="preserve">En los criterios de acreditación, ANECA debe reconocer explícitamente como mérito evaluable la participación de investigadores españoles en comités de programa, </w:t>
       </w:r>
       <w:proofErr w:type="spellStart"/>
       <w:r>
@@ -1800,31 +2700,43 @@
         <w:rPr>
           <w:lang w:val="es-ES"/>
         </w:rPr>
-        <w:t>, comités editoriales y roles de organización de los congresos ICORE A*/A, en pie de igualdad con otras responsabilidades de gestión y liderazgo científico ya reconocidas en otros campos de evaluación. Este reconocimiento no requiere financiación adicional ni la intervención de otros actores: basta con incorporarlo a la narrativa de impacto y a los criterios de valoración ya previstos en</w:t>
-      </w:r>
-      <w:r>
-        <w:rPr>
-          <w:lang w:val="es-ES"/>
-        </w:rPr>
-        <w:t xml:space="preserve"> la recomendación</w:t>
-      </w:r>
-      <w:r>
-        <w:rPr>
-          <w:lang w:val="es-ES"/>
-        </w:rPr>
-        <w:t xml:space="preserve"> </w:t>
-      </w:r>
-      <w:r>
-        <w:rPr>
-          <w:lang w:val="es-ES"/>
-        </w:rPr>
-        <w:t xml:space="preserve">anterior, </w:t>
-      </w:r>
-      <w:r>
-        <w:rPr>
-          <w:lang w:val="es-ES"/>
-        </w:rPr>
-        <w:t>R3, de forma que dirigir, coordinar u organizar se reconozca con el mismo peso que publicar.</w:t>
+        <w:t xml:space="preserve">, comités editoriales y </w:t>
+      </w:r>
+      <w:r>
+        <w:rPr>
+          <w:lang w:val="es-ES"/>
+        </w:rPr>
+        <w:t xml:space="preserve">en </w:t>
+      </w:r>
+      <w:r>
+        <w:rPr>
+          <w:lang w:val="es-ES"/>
+        </w:rPr>
+        <w:t>roles de organización de los congresos ICORE A*/A, en pie de igualdad con otras responsabilidades de gestión y liderazgo científico ya reconocidas en otros campos de evaluación. El encaje natural de esta medida es la acreditación, que valora la trayectoria; los sexenios evalúan aportaciones concretas</w:t>
+      </w:r>
+      <w:r>
+        <w:rPr>
+          <w:lang w:val="es-ES"/>
+        </w:rPr>
+        <w:t xml:space="preserve"> y, en ellos,</w:t>
+      </w:r>
+      <w:r>
+        <w:rPr>
+          <w:lang w:val="es-ES"/>
+        </w:rPr>
+        <w:t xml:space="preserve"> este tipo de participación solo puede aparecer como indicio del reconocimiento de la persona en su comunidad. Este reconocimiento no requiere financiación adicional ni la intervención de otros actores: basta con incorporarlo a los criterios de valoración de la actividad investigadora en la acreditación, de </w:t>
+      </w:r>
+      <w:r>
+        <w:rPr>
+          <w:lang w:val="es-ES"/>
+        </w:rPr>
+        <w:t>modo</w:t>
+      </w:r>
+      <w:r>
+        <w:rPr>
+          <w:lang w:val="es-ES"/>
+        </w:rPr>
+        <w:t xml:space="preserve"> que dirigir, coordinar u organizar se reconozca con el mismo peso que publicar.</w:t>
       </w:r>
     </w:p>
     <w:p>
@@ -1846,31 +2758,6 @@
       <w:pPr>
         <w:spacing w:after="120"/>
         <w:jc w:val="both"/>
-        <w:rPr>
-          <w:lang w:val="es-ES"/>
-        </w:rPr>
-      </w:pPr>
-      <w:r>
-        <w:rPr>
-          <w:lang w:val="es-ES"/>
-        </w:rPr>
-        <w:t>Debe establecerse, con apoyo de la SCIE, un seguimiento bibliométrico periódico de la presencia y el liderazgo españoles en los congresos CORE/ICORE A*/A, replicando la metodología ya desarrollada en [2] y ampliándola para incorporar los indicadores de liderazgo descritos en el diagnóstico (</w:t>
-      </w:r>
-      <w:r>
-        <w:rPr>
-          <w:lang w:val="es-ES"/>
-        </w:rPr>
-        <w:t>§</w:t>
-      </w:r>
-      <w:r>
-        <w:rPr>
-          <w:lang w:val="es-ES"/>
-        </w:rPr>
-        <w:t>1.4): autoría principal y sénior, coordinación de proyectos y artefactos, y participación en comités de programa y órganos de gobierno. Este seguimiento permitirá comprobar en los próximos años si la reforma corrige la tendencia de presencia y, sobre todo, si consigue cerrar el vacío de liderazgo que hoy ni siquiera se mide. No requiere crear un nuevo organismo: basta con encargar su publicación periódica a la propia SCIE o a la AEI, reutilizando el pipeline reproducible ya disponible.</w:t>
-      </w:r>
-    </w:p>
-    <w:p>
-      <w:pPr>
         <w:rPr>
           <w:b/>
           <w:bCs/>
@@ -1884,38 +2771,31 @@
         <w:rPr>
           <w:lang w:val="es-ES"/>
         </w:rPr>
-        <w:br w:type="page"/>
-      </w:r>
-    </w:p>
-    <w:p>
-      <w:pPr>
-        <w:pStyle w:val="Ttulo2"/>
-        <w:spacing w:before="180" w:after="60"/>
-        <w:rPr>
-          <w:lang w:val="es-ES"/>
-        </w:rPr>
-      </w:pPr>
-      <w:r>
-        <w:rPr>
-          <w:lang w:val="es-ES"/>
-        </w:rPr>
-        <w:lastRenderedPageBreak/>
-        <w:t>R6. Coherencia dentro del propio Ministerio</w:t>
-      </w:r>
-    </w:p>
-    <w:p>
-      <w:pPr>
-        <w:spacing w:after="200"/>
-        <w:jc w:val="both"/>
-        <w:rPr>
-          <w:lang w:val="es-ES"/>
-        </w:rPr>
-      </w:pPr>
-      <w:r>
-        <w:rPr>
-          <w:lang w:val="es-ES"/>
-        </w:rPr>
-        <w:t>Resulta difícil de justificar que la Agencia Estatal de Investigación evalúe proyectos siguiendo los principios de DORA, sin discriminar por formato editorial, mientras CNEAI y ANECA evalúan trayectorias individuales con un criterio distinto. Es la misma administración aplicando dos varas de medir a la misma disciplina; corregir esa contradicción no exige ninguna concesión especial a la informática, exige simplemente coherencia interna.</w:t>
+        <w:t>Debe establecerse, con apoyo de la SCIE, un seguimiento bibliométrico periódico de la presencia y el liderazgo españoles en los congresos CORE/ICORE A*/A, replicando la metodología ya desarrollada en [2] y ampliándola para incorporar los indicadores de liderazgo descritos en el diagnóstico (</w:t>
+      </w:r>
+      <w:r>
+        <w:rPr>
+          <w:lang w:val="es-ES"/>
+        </w:rPr>
+        <w:t>§</w:t>
+      </w:r>
+      <w:r>
+        <w:rPr>
+          <w:lang w:val="es-ES"/>
+        </w:rPr>
+        <w:t xml:space="preserve">1.4): autoría principal y sénior, coordinación de proyectos y artefactos, y participación en comités de programa y </w:t>
+      </w:r>
+      <w:r>
+        <w:rPr>
+          <w:lang w:val="es-ES"/>
+        </w:rPr>
+        <w:t xml:space="preserve">en </w:t>
+      </w:r>
+      <w:r>
+        <w:rPr>
+          <w:lang w:val="es-ES"/>
+        </w:rPr>
+        <w:t>órganos de gobierno. Este seguimiento permitirá comprobar en los próximos años si la reforma corrige la tendencia de presencia y, sobre todo, si consigue cerrar el vacío de liderazgo que hoy ni siquiera se mide. No requiere crear un nuevo organismo: basta con encargar su publicación periódica a la propia SCIE o a la AEI, reutilizando el pipeline abierto y reproducible ya disponible.</w:t>
       </w:r>
     </w:p>
     <w:p>
@@ -1945,19 +2825,7 @@
         <w:rPr>
           <w:lang w:val="es-ES"/>
         </w:rPr>
-        <w:t>Fase 1 — Corto plazo (</w:t>
-      </w:r>
-      <w:r>
-        <w:rPr>
-          <w:lang w:val="es-ES"/>
-        </w:rPr>
-        <w:t>inmediato</w:t>
-      </w:r>
-      <w:r>
-        <w:rPr>
-          <w:lang w:val="es-ES"/>
-        </w:rPr>
-        <w:t>)</w:t>
+        <w:t>Fase 1 — Corto plazo (próxima convocatoria)</w:t>
       </w:r>
     </w:p>
     <w:p>
@@ -1976,31 +2844,31 @@
         <w:rPr>
           <w:lang w:val="es-ES"/>
         </w:rPr>
-        <w:t xml:space="preserve">Incorporar a los criterios específicos del campo de Informática </w:t>
-      </w:r>
-      <w:r>
-        <w:rPr>
-          <w:lang w:val="es-ES"/>
-        </w:rPr>
-        <w:t xml:space="preserve">en la próxima convocatoria de sexenios y en los criterios de acreditación </w:t>
-      </w:r>
-      <w:r>
-        <w:rPr>
-          <w:lang w:val="es-ES"/>
-        </w:rPr>
-        <w:t xml:space="preserve">la redacción </w:t>
-      </w:r>
-      <w:r>
-        <w:rPr>
-          <w:lang w:val="es-ES"/>
-        </w:rPr>
-        <w:t>anteriormente propuesta</w:t>
-      </w:r>
-      <w:r>
-        <w:rPr>
-          <w:lang w:val="es-ES"/>
-        </w:rPr>
-        <w:t>, reconociendo los congresos ICORE A*/A como aportaciones ordinarias (recomendación R1).</w:t>
+        <w:t xml:space="preserve">Incorporar a los criterios de acreditación y a la convocatoria de sexenios de 2026 —o, a más tardar, a la de 2027— la redacción </w:t>
+      </w:r>
+      <w:r>
+        <w:rPr>
+          <w:lang w:val="es-ES"/>
+        </w:rPr>
+        <w:t>propuesta anteriormente</w:t>
+      </w:r>
+      <w:r>
+        <w:rPr>
+          <w:lang w:val="es-ES"/>
+        </w:rPr>
+        <w:t xml:space="preserve">, reconociendo los congresos </w:t>
+      </w:r>
+      <w:r>
+        <w:rPr>
+          <w:lang w:val="es-ES"/>
+        </w:rPr>
+        <w:t>de calidad en informática</w:t>
+      </w:r>
+      <w:r>
+        <w:rPr>
+          <w:lang w:val="es-ES"/>
+        </w:rPr>
+        <w:t xml:space="preserve"> como aportaciones ordinarias (recomendación R1).</w:t>
       </w:r>
     </w:p>
     <w:p>
@@ -2038,7 +2906,19 @@
         <w:rPr>
           <w:lang w:val="es-ES"/>
         </w:rPr>
-        <w:t>Incluir en el formulario de solicitud un campo específico para la narrativa de impacto y liderazgo en aportaciones a congresos (recomendación R3).</w:t>
+        <w:t xml:space="preserve">Incluir en el formulario de solicitud un campo específico para la narrativa de impacto y liderazgo en </w:t>
+      </w:r>
+      <w:r>
+        <w:rPr>
+          <w:lang w:val="es-ES"/>
+        </w:rPr>
+        <w:t xml:space="preserve">las </w:t>
+      </w:r>
+      <w:r>
+        <w:rPr>
+          <w:lang w:val="es-ES"/>
+        </w:rPr>
+        <w:t>aportaciones a congresos (recomendación R3).</w:t>
       </w:r>
     </w:p>
     <w:p>
@@ -2058,7 +2938,7 @@
         <w:rPr>
           <w:lang w:val="es-ES"/>
         </w:rPr>
-        <w:t xml:space="preserve">Reconocer en los criterios de evaluación la participación en comités de programa, </w:t>
+        <w:t xml:space="preserve">Reconocer, en los criterios de acreditación, la participación en comités de programa, </w:t>
       </w:r>
       <w:proofErr w:type="spellStart"/>
       <w:r>
@@ -2142,7 +3022,19 @@
         <w:rPr>
           <w:lang w:val="es-ES"/>
         </w:rPr>
-        <w:t>1.4) y usando como línea de partida los datos 2021-2025 de [2].</w:t>
+        <w:t>1.4)</w:t>
+      </w:r>
+      <w:r>
+        <w:rPr>
+          <w:lang w:val="es-ES"/>
+        </w:rPr>
+        <w:t>, y tomando como línea de partida los datos de</w:t>
+      </w:r>
+      <w:r>
+        <w:rPr>
+          <w:lang w:val="es-ES"/>
+        </w:rPr>
+        <w:t xml:space="preserve"> 2021-2025 de [2].</w:t>
       </w:r>
     </w:p>
     <w:p>
@@ -2176,19 +3068,13 @@
         <w:rPr>
           <w:lang w:val="es-ES"/>
         </w:rPr>
-        <w:t xml:space="preserve"> de la recomendación R6, y emitir la nota de orientación a agencias autonómicas prevista en </w:t>
-      </w:r>
-      <w:r>
-        <w:rPr>
-          <w:lang w:val="es-ES"/>
-        </w:rPr>
-        <w:t xml:space="preserve">la recomendación </w:t>
-      </w:r>
-      <w:r>
-        <w:rPr>
-          <w:lang w:val="es-ES"/>
-        </w:rPr>
-        <w:t>R2.</w:t>
+        <w:t xml:space="preserve"> y emitir la nota de orientación a las</w:t>
+      </w:r>
+      <w:r>
+        <w:rPr>
+          <w:lang w:val="es-ES"/>
+        </w:rPr>
+        <w:t xml:space="preserve"> agencias autonómicas y universidades (recomendación R2).</w:t>
       </w:r>
     </w:p>
     <w:p>
@@ -2232,7 +3118,19 @@
         <w:rPr>
           <w:lang w:val="es-ES"/>
         </w:rPr>
-        <w:t>Comprobar, con los datos del seguimiento periódico, si la reforma ha conseguido recuperar la cuota relativa española, prestando especial atención al nivel A* y a las áreas con mayor caída.</w:t>
+        <w:t xml:space="preserve">Comprobar, con los datos del seguimiento periódico, si la reforma ha </w:t>
+      </w:r>
+      <w:r>
+        <w:rPr>
+          <w:lang w:val="es-ES"/>
+        </w:rPr>
+        <w:t>logrado</w:t>
+      </w:r>
+      <w:r>
+        <w:rPr>
+          <w:lang w:val="es-ES"/>
+        </w:rPr>
+        <w:t xml:space="preserve"> recuperar la cuota relativa española, prestando especial atención al nivel A* y a las áreas con mayor caída.</w:t>
       </w:r>
     </w:p>
     <w:p>
@@ -2251,6 +3149,7 @@
         <w:rPr>
           <w:lang w:val="es-ES"/>
         </w:rPr>
+        <w:lastRenderedPageBreak/>
         <w:t>Impulsar, junto a las agencias autonómicas de calidad universitaria, las escuelas de doctorado, las universidades</w:t>
       </w:r>
       <w:r>
@@ -2283,31 +3182,51 @@
         <w:rPr>
           <w:lang w:val="es-ES"/>
         </w:rPr>
-        <w:t>Trasladar a AEI, MICIU y comunidades autónomas la conveniencia de acompañar esta reforma evaluativa con medidas de financiación de acceso a congresos</w:t>
-      </w:r>
-      <w:r>
-        <w:rPr>
-          <w:lang w:val="es-ES"/>
-        </w:rPr>
-        <w:t>,</w:t>
-      </w:r>
-      <w:r>
-        <w:rPr>
-          <w:lang w:val="es-ES"/>
-        </w:rPr>
-        <w:t xml:space="preserve"> formación doctoral </w:t>
-      </w:r>
-      <w:r>
-        <w:rPr>
-          <w:lang w:val="es-ES"/>
-        </w:rPr>
-        <w:t xml:space="preserve">e instrumentos específicos </w:t>
-      </w:r>
-      <w:r>
-        <w:rPr>
-          <w:lang w:val="es-ES"/>
-        </w:rPr>
-        <w:t>orientadas al liderazgo, conforme al principio de coherencia sistémica (P5), cuyo desarrollo concreto excede el ámbito de ANECA y CNEAI y corresponde a esos organismos.</w:t>
+        <w:t xml:space="preserve">Trasladar a AEI, MICIU y comunidades autónomas la conveniencia de acompañar esta reforma evaluativa con medidas de financiación </w:t>
+      </w:r>
+      <w:r>
+        <w:rPr>
+          <w:lang w:val="es-ES"/>
+        </w:rPr>
+        <w:t xml:space="preserve">para el acceso a congresos, la formación doctoral </w:t>
+      </w:r>
+      <w:proofErr w:type="spellStart"/>
+      <w:r>
+        <w:rPr>
+          <w:lang w:val="es-ES"/>
+        </w:rPr>
+        <w:t>y</w:t>
+      </w:r>
+      <w:proofErr w:type="spellEnd"/>
+      <w:r>
+        <w:rPr>
+          <w:lang w:val="es-ES"/>
+        </w:rPr>
+        <w:t xml:space="preserve"> instrumentos específicos </w:t>
+      </w:r>
+      <w:r>
+        <w:rPr>
+          <w:lang w:val="es-ES"/>
+        </w:rPr>
+        <w:t>orientados</w:t>
+      </w:r>
+      <w:r>
+        <w:rPr>
+          <w:lang w:val="es-ES"/>
+        </w:rPr>
+        <w:t xml:space="preserve"> al liderazgo, conforme al principio de coherencia sistémica (P4), cuyo desarrollo concreto excede el ámbito de ANECA y CNEAI y corresponde a </w:t>
+      </w:r>
+      <w:r>
+        <w:rPr>
+          <w:lang w:val="es-ES"/>
+        </w:rPr>
+        <w:t>dichos</w:t>
+      </w:r>
+      <w:r>
+        <w:rPr>
+          <w:lang w:val="es-ES"/>
+        </w:rPr>
+        <w:t xml:space="preserve"> organismos.</w:t>
       </w:r>
     </w:p>
     <w:p>
@@ -2351,19 +3270,13 @@
         <w:rPr>
           <w:lang w:val="es-ES"/>
         </w:rPr>
-        <w:t xml:space="preserve">, y con un precedente normativo que ya existió en España hasta 2022. El diagnóstico bibliométrico aporta urgencia adicional: España pierde peso relativo precisamente frente a competidores europeos que sí valoran los congresos de informática como canales de publicación rigurosos de los resultados de investigación. La reforma evaluativa es el primer paso y el de mayor impacto inmediato sobre los incentivos del sistema; acompañada de las medidas de financiación y formación que </w:t>
-      </w:r>
-      <w:r>
-        <w:rPr>
-          <w:lang w:val="es-ES"/>
-        </w:rPr>
-        <w:t>les</w:t>
-      </w:r>
-      <w:r>
-        <w:rPr>
-          <w:lang w:val="es-ES"/>
-        </w:rPr>
-        <w:t xml:space="preserve"> corresponden a otros actores, puede ser también el punto de partida de una recuperación sostenida.</w:t>
+        <w:t xml:space="preserve"> y con un precedente normativo, limitado pero explícito, vigente</w:t>
+      </w:r>
+      <w:r>
+        <w:rPr>
+          <w:lang w:val="es-ES"/>
+        </w:rPr>
+        <w:t xml:space="preserve"> en España hasta 2022. El diagnóstico bibliométrico aporta una urgencia adicional: España pierde peso relativo precisamente frente a competidores europeos que sí valoran los congresos de informática como canales de publicación rigurosos de los resultados de investigación. La reforma evaluativa es el primer paso y el de mayor impacto inmediato sobre los incentivos del sistema; acompañada de las medidas de financiación y formación que corresponden a otros actores, puede ser también el punto de partida de una recuperación sostenida.</w:t>
       </w:r>
     </w:p>
     <w:p>
@@ -2429,7 +3342,25 @@
         <w:rPr>
           <w:lang w:val="es-ES"/>
         </w:rPr>
-        <w:t>30/6/2026</w:t>
+        <w:t>13</w:t>
+      </w:r>
+      <w:r>
+        <w:rPr>
+          <w:lang w:val="es-ES"/>
+        </w:rPr>
+        <w:t>/</w:t>
+      </w:r>
+      <w:r>
+        <w:rPr>
+          <w:lang w:val="es-ES"/>
+        </w:rPr>
+        <w:t>10</w:t>
+      </w:r>
+      <w:r>
+        <w:rPr>
+          <w:lang w:val="es-ES"/>
+        </w:rPr>
+        <w:t>/2026</w:t>
       </w:r>
       <w:r>
         <w:rPr>
@@ -2455,35 +3386,7 @@
             <w:rStyle w:val="Hipervnculo"/>
             <w:lang w:val="es-ES"/>
           </w:rPr>
-          <w:t>https://tinyurl.com/Eval</w:t>
-        </w:r>
-        <w:r>
-          <w:rPr>
-            <w:rStyle w:val="Hipervnculo"/>
-            <w:lang w:val="es-ES"/>
-          </w:rPr>
-          <w:t>u</w:t>
-        </w:r>
-        <w:r>
-          <w:rPr>
-            <w:rStyle w:val="Hipervnculo"/>
-            <w:lang w:val="es-ES"/>
-          </w:rPr>
-          <w:t>acionCongr</w:t>
-        </w:r>
-        <w:r>
-          <w:rPr>
-            <w:rStyle w:val="Hipervnculo"/>
-            <w:lang w:val="es-ES"/>
-          </w:rPr>
-          <w:t>e</w:t>
-        </w:r>
-        <w:r>
-          <w:rPr>
-            <w:rStyle w:val="Hipervnculo"/>
-            <w:lang w:val="es-ES"/>
-          </w:rPr>
-          <w:t>sosInf</w:t>
+          <w:t>https://tinyurl.com/EvaluacionCongresosInf</w:t>
         </w:r>
       </w:hyperlink>
       <w:r>
@@ -2546,7 +3449,7 @@
           <w:iCs/>
           <w:lang w:val="es-ES"/>
         </w:rPr>
-        <w:t xml:space="preserve">internacionales de Informática. </w:t>
+        <w:t xml:space="preserve">internacionales de </w:t>
       </w:r>
       <w:r>
         <w:rPr>
@@ -2554,7 +3457,39 @@
           <w:iCs/>
           <w:lang w:val="es-ES"/>
         </w:rPr>
-        <w:t>Análisis bibliométrico sobre el corpus CORE/ICORE 2026 A* y A</w:t>
+        <w:t>informática</w:t>
+      </w:r>
+      <w:r>
+        <w:rPr>
+          <w:i/>
+          <w:iCs/>
+          <w:lang w:val="es-ES"/>
+        </w:rPr>
+        <w:t xml:space="preserve">. </w:t>
+      </w:r>
+      <w:r>
+        <w:rPr>
+          <w:i/>
+          <w:iCs/>
+          <w:lang w:val="es-ES"/>
+        </w:rPr>
+        <w:t xml:space="preserve">Análisis bibliométrico </w:t>
+      </w:r>
+      <w:r>
+        <w:rPr>
+          <w:i/>
+          <w:iCs/>
+          <w:lang w:val="es-ES"/>
+        </w:rPr>
+        <w:t>del</w:t>
+      </w:r>
+      <w:r>
+        <w:rPr>
+          <w:i/>
+          <w:iCs/>
+          <w:lang w:val="es-ES"/>
+        </w:rPr>
+        <w:t xml:space="preserve"> corpus CORE/ICORE 2026 A* y A</w:t>
       </w:r>
       <w:r>
         <w:rPr>
@@ -2598,35 +3533,7 @@
             <w:rStyle w:val="Hipervnculo"/>
             <w:lang w:val="es-ES"/>
           </w:rPr>
-          <w:t>https://tinyur</w:t>
-        </w:r>
-        <w:r>
-          <w:rPr>
-            <w:rStyle w:val="Hipervnculo"/>
-            <w:lang w:val="es-ES"/>
-          </w:rPr>
-          <w:t>l</w:t>
-        </w:r>
-        <w:r>
-          <w:rPr>
-            <w:rStyle w:val="Hipervnculo"/>
-            <w:lang w:val="es-ES"/>
-          </w:rPr>
-          <w:t>.com/Inf</w:t>
-        </w:r>
-        <w:r>
-          <w:rPr>
-            <w:rStyle w:val="Hipervnculo"/>
-            <w:lang w:val="es-ES"/>
-          </w:rPr>
-          <w:t>o</w:t>
-        </w:r>
-        <w:r>
-          <w:rPr>
-            <w:rStyle w:val="Hipervnculo"/>
-            <w:lang w:val="es-ES"/>
-          </w:rPr>
-          <w:t>rmePublicaciones</w:t>
+          <w:t>https://tinyurl.com/InformePublicaciones</w:t>
         </w:r>
       </w:hyperlink>
       <w:r>
@@ -2643,7 +3550,8 @@
       </w:r>
     </w:p>
     <w:sectPr>
-      <w:footerReference w:type="default" r:id="rId10"/>
+      <w:headerReference w:type="default" r:id="rId10"/>
+      <w:footerReference w:type="default" r:id="rId11"/>
       <w:pgSz w:w="11906" w:h="16838"/>
       <w:pgMar w:top="1276" w:right="1440" w:bottom="1134" w:left="1440" w:header="708" w:footer="708" w:gutter="0"/>
       <w:cols w:space="720"/>
@@ -2668,6 +3576,9 @@
         <w:continuationSeparator/>
       </w:r>
     </w:p>
+  </w:endnote>
+  <w:endnote w:type="continuationNotice" w:id="1">
+    <w:p/>
   </w:endnote>
 </w:endnotes>
 </file>
@@ -2694,7 +3605,7 @@
         <w:szCs w:val="16"/>
         <w:lang w:val="es-ES"/>
       </w:rPr>
-      <w:t>0</w:t>
+      <w:t>13</w:t>
     </w:r>
     <w:r>
       <w:rPr>
@@ -2703,7 +3614,7 @@
         <w:szCs w:val="16"/>
         <w:lang w:val="es-ES"/>
       </w:rPr>
-      <w:t>3</w:t>
+      <w:t>/</w:t>
     </w:r>
     <w:r>
       <w:rPr>
@@ -2712,16 +3623,7 @@
         <w:szCs w:val="16"/>
         <w:lang w:val="es-ES"/>
       </w:rPr>
-      <w:t>/0</w:t>
-    </w:r>
-    <w:r>
-      <w:rPr>
-        <w:color w:val="888888"/>
-        <w:sz w:val="16"/>
-        <w:szCs w:val="16"/>
-        <w:lang w:val="es-ES"/>
-      </w:rPr>
-      <w:t>7</w:t>
+      <w:t>10</w:t>
     </w:r>
     <w:r>
       <w:rPr>
@@ -2805,7 +3707,20 @@
       </w:r>
     </w:p>
   </w:footnote>
+  <w:footnote w:type="continuationNotice" w:id="1">
+    <w:p/>
+  </w:footnote>
 </w:footnotes>
+</file>
+
+<file path=word/header1.xml><?xml version="1.0" encoding="utf-8"?>
+<w:hdr xmlns:wpc="http://schemas.microsoft.com/office/word/2010/wordprocessingCanvas" xmlns:cx="http://schemas.microsoft.com/office/drawing/2014/chartex" xmlns:cx1="http://schemas.microsoft.com/office/drawing/2015/9/8/chartex" xmlns:cx2="http://schemas.microsoft.com/office/drawing/2015/10/21/chartex" xmlns:cx3="http://schemas.microsoft.com/office/drawing/2016/5/9/chartex" xmlns:cx4="http://schemas.microsoft.com/office/drawing/2016/5/10/chartex" xmlns:cx5="http://schemas.microsoft.com/office/drawing/2016/5/11/chartex" xmlns:cx6="http://schemas.microsoft.com/office/drawing/2016/5/12/chartex" xmlns:cx7="http://schemas.microsoft.com/office/drawing/2016/5/13/chartex" xmlns:cx8="http://schemas.microsoft.com/office/drawing/2016/5/14/chartex" xmlns:mc="http://schemas.openxmlformats.org/markup-compatibility/2006" xmlns:aink="http://schemas.microsoft.com/office/drawing/2016/ink" xmlns:am3d="http://schemas.microsoft.com/office/drawing/2017/model3d" xmlns:o="urn:schemas-microsoft-com:office:office" xmlns:r="http://schemas.openxmlformats.org/officeDocument/2006/relationships" xmlns:m="http://schemas.openxmlformats.org/officeDocument/2006/math" xmlns:v="urn:schemas-microsoft-com:vml" xmlns:wp14="http://schemas.microsoft.com/office/word/2010/wordprocessingDrawing" xmlns:wp="http://schemas.openxmlformats.org/drawingml/2006/wordprocessingDrawing" xmlns:w10="urn:schemas-microsoft-com:office:word" xmlns:w="http://schemas.openxmlformats.org/wordprocessingml/2006/main" xmlns:w14="http://schemas.microsoft.com/office/word/2010/wordml" xmlns:w15="http://schemas.microsoft.com/office/word/2012/wordml" xmlns:w16cex="http://schemas.microsoft.com/office/word/2018/wordml/cex" xmlns:w16cid="http://schemas.microsoft.com/office/word/2016/wordml/cid" xmlns:w16="http://schemas.microsoft.com/office/word/2018/wordml" xmlns:w16sdtdh="http://schemas.microsoft.com/office/word/2020/wordml/sdtdatahash" xmlns:w16se="http://schemas.microsoft.com/office/word/2015/wordml/symex" xmlns:wpg="http://schemas.microsoft.com/office/word/2010/wordprocessingGroup" xmlns:wpi="http://schemas.microsoft.com/office/word/2010/wordprocessingInk" xmlns:wne="http://schemas.microsoft.com/office/word/2006/wordml" xmlns:wps="http://schemas.microsoft.com/office/word/2010/wordprocessingShape" mc:Ignorable="w14 w15 w16se w16cid w16 w16cex w16sdtdh wp14">
+  <w:p>
+    <w:pPr>
+      <w:pStyle w:val="Encabezado"/>
+    </w:pPr>
+  </w:p>
+</w:hdr>
 </file>
 
 <file path=word/numbering.xml><?xml version="1.0" encoding="utf-8"?>
@@ -3687,6 +4602,13 @@
       <w:u w:val="single"/>
     </w:rPr>
   </w:style>
+  <w:style w:type="paragraph" w:styleId="Revisin">
+    <w:name w:val="Revision"/>
+    <w:hidden/>
+    <w:uiPriority w:val="99"/>
+    <w:semiHidden/>
+    <w:rsid w:val="00CF3FFD"/>
+  </w:style>
 </w:styles>
 </file>
 
